--- a/cv-stephen-casse-en.docx
+++ b/cv-stephen-casse-en.docx
@@ -4,7 +4,7 @@
   <w:body>
     <w:tbl>
       <w:tblPr>
-        <w:tblW w:w="10546" w:type="dxa"/>
+        <w:tblW w:w="10826" w:type="dxa"/>
         <w:tblBorders>
           <w:top w:val="none" w:sz="0" w:space="0" w:color="auto"/>
           <w:left w:val="none" w:sz="0" w:space="0" w:color="auto"/>
@@ -21,7 +21,7 @@
       </w:tblPr>
       <w:tblGrid>
         <w:gridCol w:w="1400"/>
-        <w:gridCol w:w="9146"/>
+        <w:gridCol w:w="9426"/>
       </w:tblGrid>
       <w:tr>
         <w:tc>
@@ -76,7 +76,7 @@
         </w:tc>
         <w:tc>
           <w:tcPr>
-            <w:tcW w:w="9146" w:type="dxa"/>
+            <w:tcW w:w="9426" w:type="dxa"/>
             <w:shd w:val="clear" w:color="auto" w:fill="F3EAF6"/>
             <w:tcMar>
               <w:top w:w="240" w:type="dxa"/>
@@ -88,7 +88,7 @@
           <w:p>
             <w:pPr>
               <w:tabs>
-                <w:tab w:val="right" w:pos="8686"/>
+                <w:tab w:val="right" w:pos="8966"/>
               </w:tabs>
               <w:spacing w:before="0" w:after="40" w:line="252" w:lineRule="auto"/>
             </w:pPr>
@@ -157,7 +157,7 @@
                 <w:sz w:val="19"/>
                 <w:szCs w:val="19"/>
               </w:rPr>
-              <w:t xml:space="preserve">Freelance DevOps Engineer</w:t>
+              <w:t xml:space="preserve">Freelance DevOps / SRE Engineer</w:t>
             </w:r>
             <w:r>
               <w:rPr>
@@ -166,7 +166,7 @@
                 <w:sz w:val="19"/>
                 <w:szCs w:val="19"/>
               </w:rPr>
-              <w:t xml:space="preserve"> — Build · Integration · Automation</w:t>
+              <w:t xml:space="preserve"> — Verification · Automation</w:t>
             </w:r>
           </w:p>
         </w:tc>
@@ -174,7 +174,7 @@
     </w:tbl>
     <w:tbl>
       <w:tblPr>
-        <w:tblW w:w="10546" w:type="dxa"/>
+        <w:tblW w:w="10826" w:type="dxa"/>
         <w:tblLayout w:type="fixed"/>
         <w:tblCellMar>
           <w:left w:w="0" w:type="dxa"/>
@@ -182,13 +182,13 @@
         </w:tblCellMar>
       </w:tblPr>
       <w:tblGrid>
-        <w:gridCol w:w="10546"/>
+        <w:gridCol w:w="10826"/>
       </w:tblGrid>
       <w:tr>
         ['
         <w:tc>
           <w:tcPr>
-            <w:tcW w:w="10546" w:type="dxa"/>
+            <w:tcW w:w="10826" w:type="dxa"/>
             <w:tcBorders>
               <w:top w:val="single" w:sz="4" w:space="0" w:color="f7f2f9"/>
               <w:left w:val="single" w:sz="4" w:space="0" w:color="f7f2f9"/>
@@ -214,7 +214,7 @@
                 <w:sz w:val="17"/>
                 <w:szCs w:val="17"/>
               </w:rPr>
-              <w:t xml:space="preserve">contact@scasse.com · 06 58 44 35 79 · linkedin.com/in/stephen-casse · github.com/ksh2177 · homelab.scasse.com</w:t>
+              <w:t xml:space="preserve">contact@scasse.com · 06 58 44 35 79 · linkedin.com/in/stephen-casse · github.com/ksh2177 · ksh2177.github.io</w:t>
             </w:r>
           </w:p>
         </w:tc>
@@ -237,12 +237,12 @@
           <w:sz w:val="21"/>
           <w:szCs w:val="21"/>
         </w:rPr>
-        <w:t xml:space="preserve">Ten years in banking production (Amundi, BPCE). I industrialise deployments, automate CI/CD pipelines and deliver portable, documented and secured environments — from commit to production, with no manual step.</w:t>
+        <w:t xml:space="preserve">Eleven years in critical banking production (Amundi, BPCE, Euler Hermes), plus the products I build and run myself — Stripe payments, PSD2 bank aggregation. I apply production engineering to AI systems: not the prompts, everything around them — executable proof, measured cost, audited security, a tested exit plan.</w:t>
       </w:r>
     </w:p>
     <w:tbl>
       <w:tblPr>
-        <w:tblW w:w="10484" w:type="dxa"/>
+        <w:tblW w:w="10764" w:type="dxa"/>
         <w:tblLayout w:type="fixed"/>
         <w:tblCellMar>
           <w:left w:w="0" w:type="dxa"/>
@@ -250,18 +250,18 @@
         </w:tblCellMar>
       </w:tblPr>
       <w:tblGrid>
-        <w:gridCol w:w="2576"/>
+        <w:gridCol w:w="2646"/>
         <w:gridCol w:w="60"/>
-        <w:gridCol w:w="2576"/>
+        <w:gridCol w:w="2646"/>
         <w:gridCol w:w="60"/>
-        <w:gridCol w:w="2576"/>
+        <w:gridCol w:w="2646"/>
         <w:gridCol w:w="60"/>
-        <w:gridCol w:w="2576"/>
+        <w:gridCol w:w="2646"/>
       </w:tblGrid>
       <w:tr>
         <w:tc>
           <w:tcPr>
-            <w:tcW w:w="2576" w:type="dxa"/>
+            <w:tcW w:w="2646" w:type="dxa"/>
             <w:tcBorders>
               <w:top w:val="single" w:sz="24" w:space="0" w:color="6866A7"/>
               <w:left w:val="single" w:sz="4" w:space="0" w:color="cac4d2"/>
@@ -288,7 +288,7 @@
                 <w:sz w:val="26"/>
                 <w:szCs w:val="26"/>
               </w:rPr>
-              <w:t xml:space="preserve">10 years</w:t>
+              <w:t xml:space="preserve">11 years</w:t>
             </w:r>
           </w:p>
           <w:p>
@@ -302,7 +302,7 @@
                 <w:sz w:val="15"/>
                 <w:szCs w:val="15"/>
               </w:rPr>
-              <w:t xml:space="preserve">banking &amp; finance production</w:t>
+              <w:t xml:space="preserve">critical banking production</w:t>
             </w:r>
           </w:p>
         </w:tc>
@@ -324,7 +324,7 @@
         </w:tc>
         <w:tc>
           <w:tcPr>
-            <w:tcW w:w="2576" w:type="dxa"/>
+            <w:tcW w:w="2646" w:type="dxa"/>
             <w:tcBorders>
               <w:top w:val="single" w:sz="24" w:space="0" w:color="A86F9F"/>
               <w:left w:val="single" w:sz="4" w:space="0" w:color="cac4d2"/>
@@ -351,7 +351,7 @@
                 <w:sz w:val="26"/>
                 <w:szCs w:val="26"/>
               </w:rPr>
-              <w:t xml:space="preserve">4 clients</w:t>
+              <w:t xml:space="preserve">20,600 tests</w:t>
             </w:r>
           </w:p>
           <w:p>
@@ -365,7 +365,7 @@
                 <w:sz w:val="15"/>
                 <w:szCs w:val="15"/>
               </w:rPr>
-              <w:t xml:space="preserve">Amundi, BPCE IT, BPCE Lease, Euler Hermes</w:t>
+              <w:t xml:space="preserve">on a SaaS I run myself: payments, bank aggregation</w:t>
             </w:r>
           </w:p>
         </w:tc>
@@ -387,7 +387,7 @@
         </w:tc>
         <w:tc>
           <w:tcPr>
-            <w:tcW w:w="2576" w:type="dxa"/>
+            <w:tcW w:w="2646" w:type="dxa"/>
             <w:tcBorders>
               <w:top w:val="single" w:sz="24" w:space="0" w:color="6866A7"/>
               <w:left w:val="single" w:sz="4" w:space="0" w:color="cac4d2"/>
@@ -414,7 +414,7 @@
                 <w:sz w:val="26"/>
                 <w:szCs w:val="26"/>
               </w:rPr>
-              <w:t xml:space="preserve">1 standard</w:t>
+              <w:t xml:space="preserve">~1,200 servers</w:t>
             </w:r>
           </w:p>
           <w:p>
@@ -428,7 +428,7 @@
                 <w:sz w:val="15"/>
                 <w:szCs w:val="15"/>
               </w:rPr>
-              <w:t xml:space="preserve">Apache stack adopted group-wide in production</w:t>
+              <w:t xml:space="preserve">self-service log consultation, large account</w:t>
             </w:r>
           </w:p>
         </w:tc>
@@ -450,7 +450,7 @@
         </w:tc>
         <w:tc>
           <w:tcPr>
-            <w:tcW w:w="2576" w:type="dxa"/>
+            <w:tcW w:w="2646" w:type="dxa"/>
             <w:tcBorders>
               <w:top w:val="single" w:sz="24" w:space="0" w:color="A86F9F"/>
               <w:left w:val="single" w:sz="4" w:space="0" w:color="cac4d2"/>
@@ -477,7 +477,7 @@
                 <w:sz w:val="26"/>
                 <w:szCs w:val="26"/>
               </w:rPr>
-              <w:t xml:space="preserve">9 apps</w:t>
+              <w:t xml:space="preserve">1 standard</w:t>
             </w:r>
           </w:p>
           <w:p>
@@ -491,7 +491,7 @@
                 <w:sz w:val="15"/>
                 <w:szCs w:val="15"/>
               </w:rPr>
-              <w:t xml:space="preserve">GitOps on my K3s cluster</w:t>
+              <w:t xml:space="preserve">portable Apache stack, RHEL 6 → 9.5, adopted in production</w:t>
             </w:r>
           </w:p>
         </w:tc>
@@ -501,7 +501,7 @@
       <w:pPr>
         <w:keepNext/>
         <w:keepLines/>
-        <w:spacing w:before="130" w:after="80" w:line="252" w:lineRule="auto"/>
+        <w:spacing w:before="90" w:after="80" w:line="252" w:lineRule="auto"/>
       </w:pPr>
       <w:r>
         <w:rPr>
@@ -532,7 +532,7 @@
         <w:keepNext/>
         <w:keepLines/>
         <w:tabs>
-          <w:tab w:val="right" w:pos="10546"/>
+          <w:tab w:val="right" w:pos="10826"/>
         </w:tabs>
         <w:spacing w:before="140" w:after="30" w:line="252" w:lineRule="auto"/>
       </w:pPr>
@@ -545,7 +545,7 @@
           <w:sz w:val="22"/>
           <w:szCs w:val="22"/>
         </w:rPr>
-        <w:t xml:space="preserve">BPCE IT — BPCE Financement</w:t>
+        <w:t xml:space="preserve">CS Consulting</w:t>
       </w:r>
       <w:r>
         <w:rPr>
@@ -562,7 +562,7 @@
           <w:sz w:val="16"/>
           <w:szCs w:val="16"/>
         </w:rPr>
-        <w:t xml:space="preserve">Nov 2024 → present</w:t>
+        <w:t xml:space="preserve">Feb 2020 → present</w:t>
       </w:r>
     </w:p>
     <w:p>
@@ -580,7 +580,7 @@
           <w:sz w:val="18"/>
           <w:szCs w:val="18"/>
         </w:rPr>
-        <w:t xml:space="preserve">DevOps Engineer, Build &amp; Integration</w:t>
+        <w:t xml:space="preserve">DevOps &amp; Platform Engineer — Founder</w:t>
       </w:r>
       <w:r>
         <w:rPr>
@@ -589,7 +589,7 @@
           <w:sz w:val="18"/>
           <w:szCs w:val="18"/>
         </w:rPr>
-        <w:t xml:space="preserve"> · Paris · hybrid · freelance</w:t>
+        <w:t xml:space="preserve"> · Paris · hybrid · independent</w:t>
       </w:r>
     </w:p>
     <w:p>
@@ -603,7 +603,7 @@
           <w:sz w:val="17"/>
           <w:szCs w:val="17"/>
         </w:rPr>
-        <w:t xml:space="preserve">Industrialise and secure the group's web components and certificates; lead for an application domain.</w:t>
+        <w:t xml:space="preserve">My own company: I design and run products end to end — architecture, specification, go-live, operations, support. Sole trader in 2020, incorporated in 2023.</w:t>
       </w:r>
     </w:p>
     <w:p>
@@ -629,16 +629,16 @@
           <w:sz w:val="18"/>
           <w:szCs w:val="18"/>
         </w:rPr>
-        <w:t xml:space="preserve">Portable</w:t>
-      </w:r>
-      <w:r>
-        <w:rPr>
-          <w:rFonts w:ascii="Calibri" w:hAnsi="Calibri" w:cs="Calibri"/>
-          <w:color w:val="484550"/>
-          <w:sz w:val="18"/>
-          <w:szCs w:val="18"/>
-        </w:rPr>
-        <w:t xml:space="preserve"> Apache HTTPD stack compiled on RHEL 6 → 9.5, packaged with no system dependency, SSL/LDAP without root privileges — </w:t>
+        <w:t xml:space="preserve">From carbon paper to a multi-tenant SaaS</w:t>
+      </w:r>
+      <w:r>
+        <w:rPr>
+          <w:rFonts w:ascii="Calibri" w:hAnsi="Calibri" w:cs="Calibri"/>
+          <w:color w:val="484550"/>
+          <w:sz w:val="18"/>
+          <w:szCs w:val="18"/>
+        </w:rPr>
+        <w:t xml:space="preserve">: Astre Solutions ran its purchase and delivery notes on carbon paper, in duplicate. I delivered a macOS document generation tool, synchronised and backed up off site. The same client then asked me to automate refrigerant-gas regulatory forms for Co&amp;Sta, then the CRM, the scheduling, the field technicians — it became </w:t>
       </w:r>
       <w:r>
         <w:rPr>
@@ -649,16 +649,16 @@
           <w:sz w:val="18"/>
           <w:szCs w:val="18"/>
         </w:rPr>
-        <w:t xml:space="preserve">adopted as the production standard</w:t>
-      </w:r>
-      <w:r>
-        <w:rPr>
-          <w:rFonts w:ascii="Calibri" w:hAnsi="Calibri" w:cs="Calibri"/>
-          <w:color w:val="484550"/>
-          <w:sz w:val="18"/>
-          <w:szCs w:val="18"/>
-        </w:rPr>
-        <w:t xml:space="preserve">.</w:t>
+        <w:t xml:space="preserve">Norteo</w:t>
+      </w:r>
+      <w:r>
+        <w:rPr>
+          <w:rFonts w:ascii="Calibri" w:hAnsi="Calibri" w:cs="Calibri"/>
+          <w:color w:val="484550"/>
+          <w:sz w:val="18"/>
+          <w:szCs w:val="18"/>
+        </w:rPr>
+        <w:t xml:space="preserve">, now offered to other refrigeration companies with their agreement.</w:t>
       </w:r>
     </w:p>
     <w:p>
@@ -678,11 +678,22 @@
       <w:r>
         <w:rPr>
           <w:rFonts w:ascii="Calibri" w:hAnsi="Calibri" w:cs="Calibri"/>
-          <w:color w:val="484550"/>
-          <w:sz w:val="18"/>
-          <w:szCs w:val="18"/>
-        </w:rPr>
-        <w:t xml:space="preserve">CI/CD pipeline Bitbucket → Jenkins → Artifactory → XL Deploy; build, upgrade and deployment documentation.</w:t>
+          <w:b/>
+          <w:bCs/>
+          <w:color w:val="484550"/>
+          <w:sz w:val="18"/>
+          <w:szCs w:val="18"/>
+        </w:rPr>
+        <w:t xml:space="preserve">Norteo</w:t>
+      </w:r>
+      <w:r>
+        <w:rPr>
+          <w:rFonts w:ascii="Calibri" w:hAnsi="Calibri" w:cs="Calibri"/>
+          <w:color w:val="484550"/>
+          <w:sz w:val="18"/>
+          <w:szCs w:val="18"/>
+        </w:rPr>
+        <w:t xml:space="preserve">, a multi-trade management SaaS I design and operate: 15 trades, 70 data models, white-label multi-instance architecture, JWT tenant isolation, TOTP MFA. Stripe subscriptions, bank aggregation through Bridge API v3 (PSD2-licensed aggregator) with automatic payment reconciliation. Regulatory documents generated automatically.</w:t>
       </w:r>
     </w:p>
     <w:p>
@@ -706,31 +717,47 @@
           <w:sz w:val="18"/>
           <w:szCs w:val="18"/>
         </w:rPr>
-        <w:t xml:space="preserve">JKS keystore/truststore automation: Bash + jq, dynamic Ansible inventories, publication to Artifactory, delivery through Jenkins → XLD.</w:t>
-      </w:r>
-    </w:p>
-    <w:p>
-      <w:pPr>
-        <w:spacing w:before="0" w:after="40" w:line="240" w:lineRule="auto"/>
-        <w:ind w:left="227" w:hanging="142"/>
-      </w:pPr>
-      <w:r>
-        <w:rPr>
-          <w:rFonts w:ascii="Calibri" w:hAnsi="Calibri" w:cs="Calibri"/>
-          <w:color w:val="6866A7"/>
-          <w:sz w:val="19"/>
-          <w:szCs w:val="19"/>
-        </w:rPr>
-        <w:t xml:space="preserve">• </w:t>
-      </w:r>
-      <w:r>
-        <w:rPr>
-          <w:rFonts w:ascii="Calibri" w:hAnsi="Calibri" w:cs="Calibri"/>
-          <w:color w:val="484550"/>
-          <w:sz w:val="18"/>
-          <w:szCs w:val="18"/>
-        </w:rPr>
-        <w:t xml:space="preserve">Daily run, 24/7 on-call rotation, interface between technical teams and business lines; team training (Ansible, AAP2) and group-wide AAP2 presentation.</w:t>
+        <w:t xml:space="preserve">What holds it together: </w:t>
+      </w:r>
+      <w:r>
+        <w:rPr>
+          <w:rFonts w:ascii="Calibri" w:hAnsi="Calibri" w:cs="Calibri"/>
+          <w:b/>
+          <w:bCs/>
+          <w:color w:val="484550"/>
+          <w:sz w:val="18"/>
+          <w:szCs w:val="18"/>
+        </w:rPr>
+        <w:t xml:space="preserve">20,600 automated tests</w:t>
+      </w:r>
+      <w:r>
+        <w:rPr>
+          <w:rFonts w:ascii="Calibri" w:hAnsi="Calibri" w:cs="Calibri"/>
+          <w:color w:val="484550"/>
+          <w:sz w:val="18"/>
+          <w:szCs w:val="18"/>
+        </w:rPr>
+        <w:t xml:space="preserve"> — 19,000 unit (Vitest), 1,300 end-to-end (Playwright) — a blocking SonarQube quality gate before build, static security analysis, secret and dependency vulnerability scanning in CI. These products carry money paths: I do not see my job as writing code, but as </w:t>
+      </w:r>
+      <w:r>
+        <w:rPr>
+          <w:rFonts w:ascii="Calibri" w:hAnsi="Calibri" w:cs="Calibri"/>
+          <w:b/>
+          <w:bCs/>
+          <w:color w:val="484550"/>
+          <w:sz w:val="18"/>
+          <w:szCs w:val="18"/>
+        </w:rPr>
+        <w:t xml:space="preserve">specifying what must be true and building the proof that it is</w:t>
+      </w:r>
+      <w:r>
+        <w:rPr>
+          <w:rFonts w:ascii="Calibri" w:hAnsi="Calibri" w:cs="Calibri"/>
+          <w:color w:val="484550"/>
+          <w:sz w:val="18"/>
+          <w:szCs w:val="18"/>
+        </w:rPr>
+        <w:t xml:space="preserve">.</w:t>
       </w:r>
     </w:p>
     <w:p>
@@ -738,7 +765,7 @@
         <w:keepNext/>
         <w:keepLines/>
         <w:tabs>
-          <w:tab w:val="right" w:pos="10546"/>
+          <w:tab w:val="right" w:pos="10826"/>
         </w:tabs>
         <w:spacing w:before="140" w:after="30" w:line="252" w:lineRule="auto"/>
       </w:pPr>
@@ -751,7 +778,7 @@
           <w:sz w:val="22"/>
           <w:szCs w:val="22"/>
         </w:rPr>
-        <w:t xml:space="preserve">Amundi Technologies</w:t>
+        <w:t xml:space="preserve">BPCE IT</w:t>
       </w:r>
       <w:r>
         <w:rPr>
@@ -768,7 +795,7 @@
           <w:sz w:val="16"/>
           <w:szCs w:val="16"/>
         </w:rPr>
-        <w:t xml:space="preserve">Jan 2022 → Dec 2024</w:t>
+        <w:t xml:space="preserve">Nov 2024 → present</w:t>
       </w:r>
     </w:p>
     <w:p>
@@ -786,7 +813,7 @@
           <w:sz w:val="18"/>
           <w:szCs w:val="18"/>
         </w:rPr>
-        <w:t xml:space="preserve">DevOps Engineer — application lead, deputy tech lead</w:t>
+        <w:t xml:space="preserve">DevOps Engineer, Build &amp; Integration</w:t>
       </w:r>
       <w:r>
         <w:rPr>
@@ -809,7 +836,7 @@
           <w:sz w:val="17"/>
           <w:szCs w:val="17"/>
         </w:rPr>
-        <w:t xml:space="preserve">Finance, employee savings and private banking scopes; deployment automation and application stability.</w:t>
+        <w:t xml:space="preserve">Turn an abandoned internal tool into a group-wide service, across an estate spanning four RHEL generations.</w:t>
       </w:r>
     </w:p>
     <w:p>
@@ -829,31 +856,42 @@
       <w:r>
         <w:rPr>
           <w:rFonts w:ascii="Calibri" w:hAnsi="Calibri" w:cs="Calibri"/>
-          <w:color w:val="484550"/>
-          <w:sz w:val="18"/>
-          <w:szCs w:val="18"/>
-        </w:rPr>
-        <w:t xml:space="preserve">Automated fail-over of application and database clusters: </w:t>
-      </w:r>
-      <w:r>
-        <w:rPr>
-          <w:rFonts w:ascii="Calibri" w:hAnsi="Calibri" w:cs="Calibri"/>
           <w:b/>
           <w:bCs/>
           <w:color w:val="484550"/>
           <w:sz w:val="18"/>
           <w:szCs w:val="18"/>
         </w:rPr>
-        <w:t xml:space="preserve">80 % time saved</w:t>
-      </w:r>
-      <w:r>
-        <w:rPr>
-          <w:rFonts w:ascii="Calibri" w:hAnsi="Calibri" w:cs="Calibri"/>
-          <w:color w:val="484550"/>
-          <w:sz w:val="18"/>
-          <w:szCs w:val="18"/>
-        </w:rPr>
-        <w:t xml:space="preserve"> during DR exercises, human-error risk almost eliminated.</w:t>
+        <w:t xml:space="preserve">Logs for developers, without giving them production</w:t>
+      </w:r>
+      <w:r>
+        <w:rPr>
+          <w:rFonts w:ascii="Calibri" w:hAnsi="Calibri" w:cs="Calibri"/>
+          <w:color w:val="484550"/>
+          <w:sz w:val="18"/>
+          <w:szCs w:val="18"/>
+        </w:rPr>
+        <w:t xml:space="preserve">: SSH access to production is denied to development teams — so no autonomous way to read an application log, and longer resolution times on every incident. I took over an outdated, unmaintained and insecure tool and turned it into a self-service log consultation service: one instance per server, a dedicated URL, LDAP/Kerberos authentication, browsing and download from the browser. The friction disappears, the security boundary stays intact. </w:t>
+      </w:r>
+      <w:r>
+        <w:rPr>
+          <w:rFonts w:ascii="Calibri" w:hAnsi="Calibri" w:cs="Calibri"/>
+          <w:b/>
+          <w:bCs/>
+          <w:color w:val="484550"/>
+          <w:sz w:val="18"/>
+          <w:szCs w:val="18"/>
+        </w:rPr>
+        <w:t xml:space="preserve">Deployed on ~1,200 servers</w:t>
+      </w:r>
+      <w:r>
+        <w:rPr>
+          <w:rFonts w:ascii="Calibri" w:hAnsi="Calibri" w:cs="Calibri"/>
+          <w:color w:val="484550"/>
+          <w:sz w:val="18"/>
+          <w:szCs w:val="18"/>
+        </w:rPr>
+        <w:t xml:space="preserve">, adopted by all fifteen business IT departments of the division; presented to the executive committee, under review as a group product.</w:t>
       </w:r>
     </w:p>
     <w:p>
@@ -873,11 +911,42 @@
       <w:r>
         <w:rPr>
           <w:rFonts w:ascii="Calibri" w:hAnsi="Calibri" w:cs="Calibri"/>
-          <w:color w:val="484550"/>
-          <w:sz w:val="18"/>
-          <w:szCs w:val="18"/>
-        </w:rPr>
-        <w:t xml:space="preserve">Deployments Git → AWX → Ansible; Control-M “as code” (JSON/Jinja2 templates deployed by playbook).</w:t>
+          <w:b/>
+          <w:bCs/>
+          <w:color w:val="484550"/>
+          <w:sz w:val="18"/>
+          <w:szCs w:val="18"/>
+        </w:rPr>
+        <w:t xml:space="preserve">What makes that deployment possible</w:t>
+      </w:r>
+      <w:r>
+        <w:rPr>
+          <w:rFonts w:ascii="Calibri" w:hAnsi="Calibri" w:cs="Calibri"/>
+          <w:color w:val="484550"/>
+          <w:sz w:val="18"/>
+          <w:szCs w:val="18"/>
+        </w:rPr>
+        <w:t xml:space="preserve">: an Apache stack compiled end to end — Apache, APR, OpenSSL, OpenLDAP, Expat — with no system dependency, runnable without root privileges, from RHEL 6 to RHEL 9.5. It installs on a bare Red Hat, coexists with an existing Apache or JBoss and survives an OS upgrade — </w:t>
+      </w:r>
+      <w:r>
+        <w:rPr>
+          <w:rFonts w:ascii="Calibri" w:hAnsi="Calibri" w:cs="Calibri"/>
+          <w:b/>
+          <w:bCs/>
+          <w:color w:val="484550"/>
+          <w:sz w:val="18"/>
+          <w:szCs w:val="18"/>
+        </w:rPr>
+        <w:t xml:space="preserve">adopted as the production standard</w:t>
+      </w:r>
+      <w:r>
+        <w:rPr>
+          <w:rFonts w:ascii="Calibri" w:hAnsi="Calibri" w:cs="Calibri"/>
+          <w:color w:val="484550"/>
+          <w:sz w:val="18"/>
+          <w:szCs w:val="18"/>
+        </w:rPr>
+        <w:t xml:space="preserve">. Delivery pipeline Bitbucket → Jenkins → Artifactory → XL Deploy.</w:t>
       </w:r>
     </w:p>
     <w:p>
@@ -897,11 +966,22 @@
       <w:r>
         <w:rPr>
           <w:rFonts w:ascii="Calibri" w:hAnsi="Calibri" w:cs="Calibri"/>
-          <w:color w:val="484550"/>
-          <w:sz w:val="18"/>
-          <w:szCs w:val="18"/>
-        </w:rPr>
-        <w:t xml:space="preserve">Kubernetes onboarding: Helm charts, ConfigMaps/Secrets, Jenkins pipelines, ArgoCD sync.</w:t>
+          <w:b/>
+          <w:bCs/>
+          <w:color w:val="484550"/>
+          <w:sz w:val="18"/>
+          <w:szCs w:val="18"/>
+        </w:rPr>
+        <w:t xml:space="preserve">Inventory derived from the CMDB</w:t>
+      </w:r>
+      <w:r>
+        <w:rPr>
+          <w:rFonts w:ascii="Calibri" w:hAnsi="Calibri" w:cs="Calibri"/>
+          <w:color w:val="484550"/>
+          <w:sz w:val="18"/>
+          <w:szCs w:val="18"/>
+        </w:rPr>
+        <w:t xml:space="preserve">: the Ansible Automation Platform inventory was maintained by hand; it is now built dynamically from the CMDB with normalised environments — derived from the source of truth instead of being declared twice. Same principle for Java keystores and truststores.</w:t>
       </w:r>
     </w:p>
     <w:p>
@@ -925,7 +1005,7 @@
           <w:sz w:val="18"/>
           <w:szCs w:val="18"/>
         </w:rPr>
-        <w:t xml:space="preserve">Oracle Financials &amp; OBIEE migration from Solaris to SUSE; team meetings run in English; onboarding of newcomers.</w:t>
+        <w:t xml:space="preserve">Daily run, 24/7 on-call rotation, application-domain lead with the business IT departments; team training (Ansible, Jenkins, Artifactory, Bitbucket) and group-wide Ansible Automation Platform presentation.</w:t>
       </w:r>
     </w:p>
     <w:p>
@@ -933,7 +1013,7 @@
         <w:keepNext/>
         <w:keepLines/>
         <w:tabs>
-          <w:tab w:val="right" w:pos="10546"/>
+          <w:tab w:val="right" w:pos="10826"/>
         </w:tabs>
         <w:spacing w:before="140" w:after="30" w:line="252" w:lineRule="auto"/>
       </w:pPr>
@@ -946,7 +1026,7 @@
           <w:sz w:val="22"/>
           <w:szCs w:val="22"/>
         </w:rPr>
-        <w:t xml:space="preserve">BPCE Lease</w:t>
+        <w:t xml:space="preserve">Amundi</w:t>
       </w:r>
       <w:r>
         <w:rPr>
@@ -963,7 +1043,7 @@
           <w:sz w:val="16"/>
           <w:szCs w:val="16"/>
         </w:rPr>
-        <w:t xml:space="preserve">Dec 2020 → Dec 2021</w:t>
+        <w:t xml:space="preserve">Jan 2022 → Oct 2024</w:t>
       </w:r>
     </w:p>
     <w:p>
@@ -981,7 +1061,7 @@
           <w:sz w:val="18"/>
           <w:szCs w:val="18"/>
         </w:rPr>
-        <w:t xml:space="preserve">Cloud tech lead &amp; production engineer</w:t>
+        <w:t xml:space="preserve">DevOps Engineer — application lead, deputy tech lead</w:t>
       </w:r>
       <w:r>
         <w:rPr>
@@ -1004,7 +1084,7 @@
           <w:sz w:val="17"/>
           <w:szCs w:val="17"/>
         </w:rPr>
-        <w:t xml:space="preserve">Migration of a critical application to Azure, carried out alone after the project manager left three weeks in.</w:t>
+        <w:t xml:space="preserve">Application scope of a finance division — finance, employee savings, private banking: four to five packaged products, business stakeholders on the demand side, direct support to the team leader.</w:t>
       </w:r>
     </w:p>
     <w:p>
@@ -1024,31 +1104,22 @@
       <w:r>
         <w:rPr>
           <w:rFonts w:ascii="Calibri" w:hAnsi="Calibri" w:cs="Calibri"/>
-          <w:color w:val="484550"/>
-          <w:sz w:val="18"/>
-          <w:szCs w:val="18"/>
-        </w:rPr>
-        <w:t xml:space="preserve">End-to-end PowerBI → Azure migration: sizing, network, security, access rights, gateway, ODBC; </w:t>
-      </w:r>
-      <w:r>
-        <w:rPr>
-          <w:rFonts w:ascii="Calibri" w:hAnsi="Calibri" w:cs="Calibri"/>
           <w:b/>
           <w:bCs/>
           <w:color w:val="484550"/>
           <w:sz w:val="18"/>
           <w:szCs w:val="18"/>
         </w:rPr>
-        <w:t xml:space="preserve">delivered unsupervised</w:t>
-      </w:r>
-      <w:r>
-        <w:rPr>
-          <w:rFonts w:ascii="Calibri" w:hAnsi="Calibri" w:cs="Calibri"/>
-          <w:color w:val="484550"/>
-          <w:sz w:val="18"/>
-          <w:szCs w:val="18"/>
-        </w:rPr>
-        <w:t xml:space="preserve"> and fully documented (technical, functional, costs).</w:t>
+        <w:t xml:space="preserve">End-to-end SAS migration</w:t>
+      </w:r>
+      <w:r>
+        <w:rPr>
+          <w:rFonts w:ascii="Calibri" w:hAnsi="Calibri" w:cs="Calibri"/>
+          <w:color w:val="484550"/>
+          <w:sz w:val="18"/>
+          <w:szCs w:val="18"/>
+        </w:rPr>
+        <w:t xml:space="preserve">: a strategic analytics platform reaching end of support — without an upgrade, the finance division would lose it. Six months from scoping to go-live, alongside a vendor consultant: study of the possible targets and sizing with the infrastructure teams, scoping of the business perimeter with users, provisioning, installation, network, LDAP and Active Directory integration, documentation, handover.</w:t>
       </w:r>
     </w:p>
     <w:p>
@@ -1072,7 +1143,27 @@
           <w:sz w:val="18"/>
           <w:szCs w:val="18"/>
         </w:rPr>
-        <w:t xml:space="preserve">CI/CD pipeline XL Deploy / XL Release with Terraform; Zabbix monitoring; Control-M restart chains.</w:t>
+        <w:t xml:space="preserve">Automated fail-over of application and database clusters during DR exercises: a manual procedure made </w:t>
+      </w:r>
+      <w:r>
+        <w:rPr>
+          <w:rFonts w:ascii="Calibri" w:hAnsi="Calibri" w:cs="Calibri"/>
+          <w:b/>
+          <w:bCs/>
+          <w:color w:val="484550"/>
+          <w:sz w:val="18"/>
+          <w:szCs w:val="18"/>
+        </w:rPr>
+        <w:t xml:space="preserve">repeatable identically</w:t>
+      </w:r>
+      <w:r>
+        <w:rPr>
+          <w:rFonts w:ascii="Calibri" w:hAnsi="Calibri" w:cs="Calibri"/>
+          <w:color w:val="484550"/>
+          <w:sz w:val="18"/>
+          <w:szCs w:val="18"/>
+        </w:rPr>
+        <w:t xml:space="preserve">, with no human input. Deployments Git → AWX → Ansible and Control-M “as code” (JSON/Jinja2 templates deployed by playbook). Daily application status collected and published by the pipeline instead of being checked by hand every morning.</w:t>
       </w:r>
     </w:p>
     <w:p>
@@ -1096,197 +1187,28 @@
           <w:sz w:val="18"/>
           <w:szCs w:val="18"/>
         </w:rPr>
-        <w:t xml:space="preserve">Production run in parallel with no service degradation; 24/7 on-call.</w:t>
-      </w:r>
-    </w:p>
-    <w:p>
-      <w:r>
-        <w:br w:type="page"/>
+        <w:t xml:space="preserve">Oracle Financials &amp; OBIEE migration from Solaris to SUSE; applications running on a Rancher Kubernetes platform driven by ArgoCD. Diagnosis of incidents across the whole scope, in particular those reported with no usable technical evidence; team meetings run in English; onboarding of newcomers and internal documentation.</w:t>
+      </w:r>
+    </w:p>
+    <w:p>
+      <w:pPr>
+        <w:spacing w:before="60" w:after="120" w:line="252" w:lineRule="auto"/>
+      </w:pPr>
+      <w:r>
+        <w:rPr>
+          <w:rFonts w:ascii="Calibri" w:hAnsi="Calibri" w:cs="Calibri"/>
+          <w:color w:val="484550"/>
+          <w:sz w:val="16"/>
+          <w:szCs w:val="16"/>
+        </w:rPr>
+        <w:t xml:space="preserve">Earlier: BPCE Lease (2020 → 2021) — migration of a critical reporting application to Azure, taken over and delivered single-handed after the project manager left · Amundi (2017 → 2020) — operations analyst, application production · Euler Hermes (2015 → 2017) — operations &amp; datacenter technician.</w:t>
       </w:r>
     </w:p>
     <w:p>
       <w:pPr>
         <w:keepNext/>
         <w:keepLines/>
-        <w:tabs>
-          <w:tab w:val="right" w:pos="10546"/>
-        </w:tabs>
-        <w:spacing w:before="140" w:after="30" w:line="252" w:lineRule="auto"/>
-      </w:pPr>
-      <w:r>
-        <w:rPr>
-          <w:rFonts w:ascii="Calibri" w:hAnsi="Calibri" w:cs="Calibri"/>
-          <w:b/>
-          <w:bCs/>
-          <w:color w:val="1c1b20"/>
-          <w:sz w:val="22"/>
-          <w:szCs w:val="22"/>
-        </w:rPr>
-        <w:t xml:space="preserve">Amundi</w:t>
-      </w:r>
-      <w:r>
-        <w:rPr>
-          <w:rFonts w:ascii="Calibri" w:hAnsi="Calibri" w:cs="Calibri"/>
-          <w:sz w:val="19"/>
-          <w:szCs w:val="19"/>
-        </w:rPr>
-        <w:tab/>
-      </w:r>
-      <w:r>
-        <w:rPr>
-          <w:rFonts w:ascii="Consolas" w:hAnsi="Consolas" w:cs="Consolas"/>
-          <w:color w:val="A86F9F"/>
-          <w:sz w:val="16"/>
-          <w:szCs w:val="16"/>
-        </w:rPr>
-        <w:t xml:space="preserve">Nov 2018 → Dec 2020</w:t>
-      </w:r>
-    </w:p>
-    <w:p>
-      <w:pPr>
-        <w:keepNext/>
-        <w:keepLines/>
-        <w:spacing w:before="0" w:after="30" w:line="252" w:lineRule="auto"/>
-      </w:pPr>
-      <w:r>
-        <w:rPr>
-          <w:rFonts w:ascii="Calibri" w:hAnsi="Calibri" w:cs="Calibri"/>
-          <w:b/>
-          <w:bCs/>
-          <w:color w:val="6866A7"/>
-          <w:sz w:val="18"/>
-          <w:szCs w:val="18"/>
-        </w:rPr>
-        <w:t xml:space="preserve">Operations analyst — application production</w:t>
-      </w:r>
-      <w:r>
-        <w:rPr>
-          <w:rFonts w:ascii="Calibri" w:hAnsi="Calibri" w:cs="Calibri"/>
-          <w:color w:val="7C7889"/>
-          <w:sz w:val="18"/>
-          <w:szCs w:val="18"/>
-        </w:rPr>
-        <w:t xml:space="preserve"> · Paris</w:t>
-      </w:r>
-    </w:p>
-    <w:p>
-      <w:pPr>
-        <w:spacing w:before="0" w:after="40" w:line="240" w:lineRule="auto"/>
-        <w:ind w:left="227" w:hanging="142"/>
-      </w:pPr>
-      <w:r>
-        <w:rPr>
-          <w:rFonts w:ascii="Calibri" w:hAnsi="Calibri" w:cs="Calibri"/>
-          <w:color w:val="6866A7"/>
-          <w:sz w:val="19"/>
-          <w:szCs w:val="19"/>
-        </w:rPr>
-        <w:t xml:space="preserve">• </w:t>
-      </w:r>
-      <w:r>
-        <w:rPr>
-          <w:rFonts w:ascii="Calibri" w:hAnsi="Calibri" w:cs="Calibri"/>
-          <w:color w:val="484550"/>
-          <w:sz w:val="18"/>
-          <w:szCs w:val="18"/>
-        </w:rPr>
-        <w:t xml:space="preserve">Real-time batch monitoring (Control-M) and alerting (Centreon), production releases, ITIL procedures, extended hours.</w:t>
-      </w:r>
-    </w:p>
-    <w:p>
-      <w:pPr>
-        <w:keepNext/>
-        <w:keepLines/>
-        <w:tabs>
-          <w:tab w:val="right" w:pos="10546"/>
-        </w:tabs>
-        <w:spacing w:before="140" w:after="30" w:line="252" w:lineRule="auto"/>
-      </w:pPr>
-      <w:r>
-        <w:rPr>
-          <w:rFonts w:ascii="Calibri" w:hAnsi="Calibri" w:cs="Calibri"/>
-          <w:b/>
-          <w:bCs/>
-          <w:color w:val="1c1b20"/>
-          <w:sz w:val="22"/>
-          <w:szCs w:val="22"/>
-        </w:rPr>
-        <w:t xml:space="preserve">Euler Hermes France</w:t>
-      </w:r>
-      <w:r>
-        <w:rPr>
-          <w:rFonts w:ascii="Calibri" w:hAnsi="Calibri" w:cs="Calibri"/>
-          <w:sz w:val="19"/>
-          <w:szCs w:val="19"/>
-        </w:rPr>
-        <w:tab/>
-      </w:r>
-      <w:r>
-        <w:rPr>
-          <w:rFonts w:ascii="Consolas" w:hAnsi="Consolas" w:cs="Consolas"/>
-          <w:color w:val="A86F9F"/>
-          <w:sz w:val="16"/>
-          <w:szCs w:val="16"/>
-        </w:rPr>
-        <w:t xml:space="preserve">Jul 2015 → Oct 2017</w:t>
-      </w:r>
-    </w:p>
-    <w:p>
-      <w:pPr>
-        <w:keepNext/>
-        <w:keepLines/>
-        <w:spacing w:before="0" w:after="30" w:line="252" w:lineRule="auto"/>
-      </w:pPr>
-      <w:r>
-        <w:rPr>
-          <w:rFonts w:ascii="Calibri" w:hAnsi="Calibri" w:cs="Calibri"/>
-          <w:b/>
-          <w:bCs/>
-          <w:color w:val="6866A7"/>
-          <w:sz w:val="18"/>
-          <w:szCs w:val="18"/>
-        </w:rPr>
-        <w:t xml:space="preserve">Operations &amp; datacenter technician</w:t>
-      </w:r>
-      <w:r>
-        <w:rPr>
-          <w:rFonts w:ascii="Calibri" w:hAnsi="Calibri" w:cs="Calibri"/>
-          <w:color w:val="7C7889"/>
-          <w:sz w:val="18"/>
-          <w:szCs w:val="18"/>
-        </w:rPr>
-        <w:t xml:space="preserve"> · La Défense</w:t>
-      </w:r>
-    </w:p>
-    <w:p>
-      <w:pPr>
-        <w:spacing w:before="0" w:after="40" w:line="240" w:lineRule="auto"/>
-        <w:ind w:left="227" w:hanging="142"/>
-      </w:pPr>
-      <w:r>
-        <w:rPr>
-          <w:rFonts w:ascii="Calibri" w:hAnsi="Calibri" w:cs="Calibri"/>
-          <w:color w:val="6866A7"/>
-          <w:sz w:val="19"/>
-          <w:szCs w:val="19"/>
-        </w:rPr>
-        <w:t xml:space="preserve">• </w:t>
-      </w:r>
-      <w:r>
-        <w:rPr>
-          <w:rFonts w:ascii="Calibri" w:hAnsi="Calibri" w:cs="Calibri"/>
-          <w:color w:val="484550"/>
-          <w:sz w:val="18"/>
-          <w:szCs w:val="18"/>
-        </w:rPr>
-        <w:t xml:space="preserve">Multi-OS operations (Unix, AIX, Windows), TWS/IWS, Nagios, SAP/CICS/WAS; 6 months in the datacenter (fibre patching, racking, physical go-live).</w:t>
-      </w:r>
-    </w:p>
-    <w:p>
-      <w:pPr>
-        <w:keepNext/>
-        <w:keepLines/>
-        <w:spacing w:before="130" w:after="80" w:line="252" w:lineRule="auto"/>
+        <w:spacing w:before="90" w:after="80" w:line="252" w:lineRule="auto"/>
       </w:pPr>
       <w:r>
         <w:rPr>
@@ -1314,7 +1236,7 @@
     </w:p>
     <w:tbl>
       <w:tblPr>
-        <w:tblW w:w="10546" w:type="dxa"/>
+        <w:tblW w:w="10826" w:type="dxa"/>
         <w:tblBorders>
           <w:top w:val="none" w:sz="0" w:space="0" w:color="auto"/>
           <w:left w:val="none" w:sz="0" w:space="0" w:color="auto"/>
@@ -1330,14 +1252,14 @@
         </w:tblCellMar>
       </w:tblPr>
       <w:tblGrid>
-        <w:gridCol w:w="5123"/>
+        <w:gridCol w:w="5263"/>
         <w:gridCol w:w="300"/>
-        <w:gridCol w:w="5123"/>
+        <w:gridCol w:w="5263"/>
       </w:tblGrid>
       <w:tr>
         <w:tc>
           <w:tcPr>
-            <w:tcW w:w="5123" w:type="dxa"/>
+            <w:tcW w:w="5263" w:type="dxa"/>
             <w:tcMar>
               <w:top w:w="80" w:type="dxa"/>
               <w:left w:w="120" w:type="dxa"/>
@@ -1396,7 +1318,7 @@
         </w:tc>
         <w:tc>
           <w:tcPr>
-            <w:tcW w:w="5123" w:type="dxa"/>
+            <w:tcW w:w="5263" w:type="dxa"/>
             <w:tcMar>
               <w:top w:w="80" w:type="dxa"/>
               <w:left w:w="120" w:type="dxa"/>
@@ -1433,7 +1355,7 @@
                 <w:sz w:val="15"/>
                 <w:szCs w:val="15"/>
               </w:rPr>
-              <w:t xml:space="preserve">Docker · Kubernetes · K3s · OpenShift · Longhorn · MetalLB · ingress-nginx · cert-manager · Sealed Secrets</w:t>
+              <w:t xml:space="preserve">Docker · Kubernetes · K3s · Longhorn · MetalLB · ingress-nginx · cert-manager · Sealed Secrets</w:t>
             </w:r>
           </w:p>
         </w:tc>
@@ -1441,7 +1363,7 @@
       <w:tr>
         <w:tc>
           <w:tcPr>
-            <w:tcW w:w="5123" w:type="dxa"/>
+            <w:tcW w:w="5263" w:type="dxa"/>
             <w:tcMar>
               <w:top w:w="80" w:type="dxa"/>
               <w:left w:w="120" w:type="dxa"/>
@@ -1500,7 +1422,7 @@
         </w:tc>
         <w:tc>
           <w:tcPr>
-            <w:tcW w:w="5123" w:type="dxa"/>
+            <w:tcW w:w="5263" w:type="dxa"/>
             <w:tcMar>
               <w:top w:w="80" w:type="dxa"/>
               <w:left w:w="120" w:type="dxa"/>
@@ -1545,7 +1467,7 @@
       <w:tr>
         <w:tc>
           <w:tcPr>
-            <w:tcW w:w="5123" w:type="dxa"/>
+            <w:tcW w:w="5263" w:type="dxa"/>
             <w:tcMar>
               <w:top w:w="80" w:type="dxa"/>
               <w:left w:w="120" w:type="dxa"/>
@@ -1568,7 +1490,7 @@
                 <w:sz w:val="18"/>
                 <w:szCs w:val="18"/>
               </w:rPr>
-              <w:t xml:space="preserve">Observability</w:t>
+              <w:t xml:space="preserve">Verification</w:t>
             </w:r>
           </w:p>
           <w:p>
@@ -1582,7 +1504,7 @@
                 <w:sz w:val="15"/>
                 <w:szCs w:val="15"/>
               </w:rPr>
-              <w:t xml:space="preserve">Prometheus · Grafana · Loki · OpenTelemetry · VictoriaMetrics · Centreon · Zabbix · AppDynamics · Splunk</w:t>
+              <w:t xml:space="preserve">Unit testing · end-to-end testing · Vitest · Playwright · SonarQube · static security analysis · secret detection · vulnerability scanning</w:t>
             </w:r>
           </w:p>
         </w:tc>
@@ -1604,7 +1526,7 @@
         </w:tc>
         <w:tc>
           <w:tcPr>
-            <w:tcW w:w="5123" w:type="dxa"/>
+            <w:tcW w:w="5263" w:type="dxa"/>
             <w:tcMar>
               <w:top w:w="80" w:type="dxa"/>
               <w:left w:w="120" w:type="dxa"/>
@@ -1627,7 +1549,7 @@
                 <w:sz w:val="18"/>
                 <w:szCs w:val="18"/>
               </w:rPr>
-              <w:t xml:space="preserve">Security</w:t>
+              <w:t xml:space="preserve">AI &amp; agents</w:t>
             </w:r>
           </w:p>
           <w:p>
@@ -1641,7 +1563,7 @@
                 <w:sz w:val="15"/>
                 <w:szCs w:val="15"/>
               </w:rPr>
-              <w:t xml:space="preserve">SSL/TLS · OpenSSL · JKS keystores · Venafi · LDAP · Infisical · Authentik · Linux hardening</w:t>
+              <w:t xml:space="preserve">LLMOps · Model Context Protocol (MCP) · AI agents · LLM security · per-model cost tracking · Anthropic Claude</w:t>
             </w:r>
           </w:p>
         </w:tc>
@@ -1649,7 +1571,7 @@
       <w:tr>
         <w:tc>
           <w:tcPr>
-            <w:tcW w:w="5123" w:type="dxa"/>
+            <w:tcW w:w="5263" w:type="dxa"/>
             <w:tcMar>
               <w:top w:w="80" w:type="dxa"/>
               <w:left w:w="120" w:type="dxa"/>
@@ -1672,7 +1594,7 @@
                 <w:sz w:val="18"/>
                 <w:szCs w:val="18"/>
               </w:rPr>
-              <w:t xml:space="preserve">Languages</w:t>
+              <w:t xml:space="preserve">Observability</w:t>
             </w:r>
           </w:p>
           <w:p>
@@ -1686,7 +1608,7 @@
                 <w:sz w:val="15"/>
                 <w:szCs w:val="15"/>
               </w:rPr>
-              <w:t xml:space="preserve">Bash · Python · jq · YAML · Jinja2 · JSON · Rust (basics) · C</w:t>
+              <w:t xml:space="preserve">Prometheus · Grafana · Loki · OpenTelemetry · VictoriaMetrics · Centreon · Zabbix · AppDynamics · Splunk</w:t>
             </w:r>
           </w:p>
         </w:tc>
@@ -1708,7 +1630,7 @@
         </w:tc>
         <w:tc>
           <w:tcPr>
-            <w:tcW w:w="5123" w:type="dxa"/>
+            <w:tcW w:w="5263" w:type="dxa"/>
             <w:tcMar>
               <w:top w:w="80" w:type="dxa"/>
               <w:left w:w="120" w:type="dxa"/>
@@ -1731,7 +1653,7 @@
                 <w:sz w:val="18"/>
                 <w:szCs w:val="18"/>
               </w:rPr>
-              <w:t xml:space="preserve">Ways of working</w:t>
+              <w:t xml:space="preserve">Security</w:t>
             </w:r>
           </w:p>
           <w:p>
@@ -1745,8 +1667,85 @@
                 <w:sz w:val="15"/>
                 <w:szCs w:val="15"/>
               </w:rPr>
-              <w:t xml:space="preserve">Run &amp; 24/7 on-call · ITIL · Agile · documentation · team training</w:t>
-            </w:r>
+              <w:t xml:space="preserve">SSL/TLS · OpenSSL · JKS keystores · Venafi · LDAP · Infisical · Authentik · Linux hardening</w:t>
+            </w:r>
+          </w:p>
+        </w:tc>
+      </w:tr>
+      <w:tr>
+        <w:tc>
+          <w:tcPr>
+            <w:tcW w:w="5263" w:type="dxa"/>
+            <w:tcMar>
+              <w:top w:w="80" w:type="dxa"/>
+              <w:left w:w="120" w:type="dxa"/>
+              <w:bottom w:w="80" w:type="dxa"/>
+              <w:right w:w="120" w:type="dxa"/>
+            </w:tcMar>
+          </w:tcPr>
+          <w:p>
+            <w:pPr>
+              <w:keepNext/>
+              <w:keepLines/>
+              <w:spacing w:before="0" w:after="30" w:line="252" w:lineRule="auto"/>
+            </w:pPr>
+            <w:r>
+              <w:rPr>
+                <w:rFonts w:ascii="Calibri" w:hAnsi="Calibri" w:cs="Calibri"/>
+                <w:b/>
+                <w:bCs/>
+                <w:color w:val="1c1b20"/>
+                <w:sz w:val="18"/>
+                <w:szCs w:val="18"/>
+              </w:rPr>
+              <w:t xml:space="preserve">Languages</w:t>
+            </w:r>
+          </w:p>
+          <w:p>
+            <w:pPr>
+              <w:spacing w:before="0" w:after="50" w:line="252" w:lineRule="auto"/>
+            </w:pPr>
+            <w:r>
+              <w:rPr>
+                <w:rFonts w:ascii="Consolas" w:hAnsi="Consolas" w:cs="Consolas"/>
+                <w:color w:val="484550"/>
+                <w:sz w:val="15"/>
+                <w:szCs w:val="15"/>
+              </w:rPr>
+              <w:t xml:space="preserve">Bash · Python · jq · YAML · Jinja2 · JSON · Rust (basics)</w:t>
+            </w:r>
+          </w:p>
+        </w:tc>
+        <w:tc>
+          <w:tcPr>
+            <w:tcW w:w="300" w:type="dxa"/>
+            <w:tcMar>
+              <w:top w:w="80" w:type="dxa"/>
+              <w:left w:w="120" w:type="dxa"/>
+              <w:bottom w:w="80" w:type="dxa"/>
+              <w:right w:w="120" w:type="dxa"/>
+            </w:tcMar>
+          </w:tcPr>
+          <w:p>
+            <w:pPr>
+              <w:spacing w:before="0" w:after="60" w:line="252" w:lineRule="auto"/>
+            </w:pPr>
+          </w:p>
+        </w:tc>
+        <w:tc>
+          <w:tcPr>
+            <w:tcW w:w="5263" w:type="dxa"/>
+            <w:tcMar>
+              <w:top w:w="80" w:type="dxa"/>
+              <w:left w:w="120" w:type="dxa"/>
+              <w:bottom w:w="80" w:type="dxa"/>
+              <w:right w:w="120" w:type="dxa"/>
+            </w:tcMar>
+          </w:tcPr>
+          <w:p>
+            <w:pPr>
+              <w:spacing w:before="0" w:after="60" w:line="252" w:lineRule="auto"/>
+            </w:pPr>
           </w:p>
         </w:tc>
       </w:tr>
@@ -1755,7 +1754,7 @@
       <w:pPr>
         <w:keepNext/>
         <w:keepLines/>
-        <w:spacing w:before="130" w:after="80" w:line="252" w:lineRule="auto"/>
+        <w:spacing w:before="90" w:after="80" w:line="252" w:lineRule="auto"/>
       </w:pPr>
       <w:r>
         <w:rPr>
@@ -1783,7 +1782,7 @@
     </w:p>
     <w:tbl>
       <w:tblPr>
-        <w:tblW w:w="10546" w:type="dxa"/>
+        <w:tblW w:w="10826" w:type="dxa"/>
         <w:tblLayout w:type="fixed"/>
         <w:tblCellMar>
           <w:left w:w="0" w:type="dxa"/>
@@ -1791,14 +1790,14 @@
         </w:tblCellMar>
       </w:tblPr>
       <w:tblGrid>
-        <w:gridCol w:w="5153"/>
+        <w:gridCol w:w="5293"/>
         <w:gridCol w:w="240"/>
-        <w:gridCol w:w="5153"/>
+        <w:gridCol w:w="5293"/>
       </w:tblGrid>
       <w:tr>
         <w:tc>
           <w:tcPr>
-            <w:tcW w:w="5153" w:type="dxa"/>
+            <w:tcW w:w="5293" w:type="dxa"/>
             <w:tcBorders>
               <w:top w:val="single" w:sz="4" w:space="0" w:color="cac4d2"/>
               <w:left w:val="single" w:sz="24" w:space="0" w:color="6866A7"/>
@@ -1855,7 +1854,7 @@
                 <w:sz w:val="16"/>
                 <w:szCs w:val="16"/>
               </w:rPr>
-              <w:t xml:space="preserve">3 Raspberry Pi 4, K3s 1.29, MetalLB, Longhorn, cert-manager, Sealed Secrets, Argo CD App-of-Apps (9 apps), 3 Ansible playbooks, Hugo docs deployed by GitLab CI.</w:t>
+              <w:t xml:space="preserve">3 Raspberry Pi 4, K3s, MetalLB, Longhorn, cert-manager, Sealed Secrets, Argo CD App-of-Apps (9 apps), 3 Ansible playbooks, Hugo docs deployed by GitLab CI. As of 2025: the infrastructure has since moved to an XCP-ng platform.</w:t>
             </w:r>
           </w:p>
         </w:tc>
@@ -1877,7 +1876,7 @@
         </w:tc>
         <w:tc>
           <w:tcPr>
-            <w:tcW w:w="5153" w:type="dxa"/>
+            <w:tcW w:w="5293" w:type="dxa"/>
             <w:tcBorders>
               <w:top w:val="single" w:sz="4" w:space="0" w:color="cac4d2"/>
               <w:left w:val="single" w:sz="24" w:space="0" w:color="A86F9F"/>
@@ -1906,7 +1905,7 @@
                 <w:sz w:val="19"/>
                 <w:szCs w:val="19"/>
               </w:rPr>
-              <w:t xml:space="preserve">Hub — shared platform</w:t>
+              <w:t xml:space="preserve">Skynet — local-first AI cockpit</w:t>
             </w:r>
           </w:p>
           <w:p>
@@ -1920,7 +1919,7 @@
                 <w:sz w:val="15"/>
                 <w:szCs w:val="15"/>
               </w:rPr>
-              <w:t xml:space="preserve">NUC XCP-ng</w:t>
+              <w:t xml:space="preserve">Claude · MCP</w:t>
             </w:r>
           </w:p>
           <w:p>
@@ -1934,7 +1933,7 @@
                 <w:sz w:val="16"/>
                 <w:szCs w:val="16"/>
               </w:rPr>
-              <w:t xml:space="preserve">Gitea, Infisical, Authentik, observability OpenTelemetry → VictoriaMetrics → Grafana, Gitea Actions CI with a SonarQube quality gate.</w:t>
+              <w:t xml:space="preserve">Personal assistant driven by Claude, run like a production application: zero-tolerance CI, deployment gated on green, OpenTelemetry observability, per-model cost tracking, security audits replayed on every change, quarterly recovery drill.</w:t>
             </w:r>
           </w:p>
         </w:tc>
@@ -1942,7 +1941,7 @@
       <w:tr>
         <w:tc>
           <w:tcPr>
-            <w:tcW w:w="5153" w:type="dxa"/>
+            <w:tcW w:w="5293" w:type="dxa"/>
             <w:tcMar>
               <w:top w:w="0" w:type="dxa"/>
               <w:left w:w="0" w:type="dxa"/>
@@ -1974,7 +1973,7 @@
         </w:tc>
         <w:tc>
           <w:tcPr>
-            <w:tcW w:w="5153" w:type="dxa"/>
+            <w:tcW w:w="5293" w:type="dxa"/>
             <w:tcMar>
               <w:top w:w="0" w:type="dxa"/>
               <w:left w:w="0" w:type="dxa"/>
@@ -1992,7 +1991,7 @@
       <w:tr>
         <w:tc>
           <w:tcPr>
-            <w:tcW w:w="5153" w:type="dxa"/>
+            <w:tcW w:w="5293" w:type="dxa"/>
             <w:tcBorders>
               <w:top w:val="single" w:sz="4" w:space="0" w:color="cac4d2"/>
               <w:left w:val="single" w:sz="24" w:space="0" w:color="6866A7"/>
@@ -2021,7 +2020,7 @@
                 <w:sz w:val="19"/>
                 <w:szCs w:val="19"/>
               </w:rPr>
-              <w:t xml:space="preserve">Skynet — local-first AI cockpit</w:t>
+              <w:t xml:space="preserve">nalarch — open source</w:t>
             </w:r>
           </w:p>
           <w:p>
@@ -2035,7 +2034,7 @@
                 <w:sz w:val="15"/>
                 <w:szCs w:val="15"/>
               </w:rPr>
-              <w:t xml:space="preserve">Claude · MCP</w:t>
+              <w:t xml:space="preserve">Rust · MIT</w:t>
             </w:r>
           </w:p>
           <w:p>
@@ -2049,7 +2048,7 @@
                 <w:sz w:val="16"/>
                 <w:szCs w:val="16"/>
               </w:rPr>
-              <w:t xml:space="preserve">Personal assistant driven by Claude: semantic memory, MCP tools, fleet supervision, voice; continuous deployment to a VM.</w:t>
+              <w:t xml:space="preserve">TUI package manager for Arch Linux; nothing runs without an approval screen.</w:t>
             </w:r>
           </w:p>
         </w:tc>
@@ -2071,201 +2070,7 @@
         </w:tc>
         <w:tc>
           <w:tcPr>
-            <w:tcW w:w="5153" w:type="dxa"/>
-            <w:tcBorders>
-              <w:top w:val="single" w:sz="4" w:space="0" w:color="cac4d2"/>
-              <w:left w:val="single" w:sz="24" w:space="0" w:color="A86F9F"/>
-              <w:bottom w:val="single" w:sz="4" w:space="0" w:color="cac4d2"/>
-              <w:right w:val="single" w:sz="4" w:space="0" w:color="cac4d2"/>
-            </w:tcBorders>
-            <w:tcMar>
-              <w:top w:w="120" w:type="dxa"/>
-              <w:left w:w="160" w:type="dxa"/>
-              <w:bottom w:w="120" w:type="dxa"/>
-              <w:right w:w="140" w:type="dxa"/>
-            </w:tcMar>
-          </w:tcPr>
-          <w:p>
-            <w:pPr>
-              <w:keepNext/>
-              <w:keepLines/>
-              <w:spacing w:before="0" w:after="20" w:line="252" w:lineRule="auto"/>
-            </w:pPr>
-            <w:r>
-              <w:rPr>
-                <w:rFonts w:ascii="Calibri" w:hAnsi="Calibri" w:cs="Calibri"/>
-                <w:b/>
-                <w:bCs/>
-                <w:color w:val="1c1b20"/>
-                <w:sz w:val="19"/>
-                <w:szCs w:val="19"/>
-              </w:rPr>
-              <w:t xml:space="preserve">nalarch — open source</w:t>
-            </w:r>
-          </w:p>
-          <w:p>
-            <w:pPr>
-              <w:spacing w:before="0" w:after="20" w:line="252" w:lineRule="auto"/>
-            </w:pPr>
-            <w:r>
-              <w:rPr>
-                <w:rFonts w:ascii="Consolas" w:hAnsi="Consolas" w:cs="Consolas"/>
-                <w:color w:val="7a68b4"/>
-                <w:sz w:val="15"/>
-                <w:szCs w:val="15"/>
-              </w:rPr>
-              <w:t xml:space="preserve">Rust · MIT</w:t>
-            </w:r>
-          </w:p>
-          <w:p>
-            <w:pPr>
-              <w:spacing w:before="0" w:after="0" w:line="252" w:lineRule="auto"/>
-            </w:pPr>
-            <w:r>
-              <w:rPr>
-                <w:rFonts w:ascii="Calibri" w:hAnsi="Calibri" w:cs="Calibri"/>
-                <w:color w:val="484550"/>
-                <w:sz w:val="16"/>
-                <w:szCs w:val="16"/>
-              </w:rPr>
-              <w:t xml:space="preserve">TUI package manager for Arch Linux; nothing runs without an approval screen.</w:t>
-            </w:r>
-          </w:p>
-        </w:tc>
-      </w:tr>
-      <w:tr>
-        <w:tc>
-          <w:tcPr>
-            <w:tcW w:w="5153" w:type="dxa"/>
-            <w:tcMar>
-              <w:top w:w="0" w:type="dxa"/>
-              <w:left w:w="0" w:type="dxa"/>
-              <w:bottom w:w="0" w:type="dxa"/>
-              <w:right w:w="0" w:type="dxa"/>
-            </w:tcMar>
-          </w:tcPr>
-          <w:p>
-            <w:pPr>
-              <w:spacing w:before="0" w:after="0" w:line="90" w:lineRule="exact"/>
-            </w:pPr>
-          </w:p>
-        </w:tc>
-        <w:tc>
-          <w:tcPr>
-            <w:tcW w:w="240" w:type="dxa"/>
-            <w:tcMar>
-              <w:top w:w="80" w:type="dxa"/>
-              <w:left w:w="120" w:type="dxa"/>
-              <w:bottom w:w="80" w:type="dxa"/>
-              <w:right w:w="120" w:type="dxa"/>
-            </w:tcMar>
-          </w:tcPr>
-          <w:p>
-            <w:pPr>
-              <w:spacing w:before="0" w:after="0" w:line="90" w:lineRule="exact"/>
-            </w:pPr>
-          </w:p>
-        </w:tc>
-        <w:tc>
-          <w:tcPr>
-            <w:tcW w:w="5153" w:type="dxa"/>
-            <w:tcMar>
-              <w:top w:w="0" w:type="dxa"/>
-              <w:left w:w="0" w:type="dxa"/>
-              <w:bottom w:w="0" w:type="dxa"/>
-              <w:right w:w="0" w:type="dxa"/>
-            </w:tcMar>
-          </w:tcPr>
-          <w:p>
-            <w:pPr>
-              <w:spacing w:before="0" w:after="0" w:line="90" w:lineRule="exact"/>
-            </w:pPr>
-          </w:p>
-        </w:tc>
-      </w:tr>
-      <w:tr>
-        <w:tc>
-          <w:tcPr>
-            <w:tcW w:w="5153" w:type="dxa"/>
-            <w:tcBorders>
-              <w:top w:val="single" w:sz="4" w:space="0" w:color="cac4d2"/>
-              <w:left w:val="single" w:sz="24" w:space="0" w:color="6866A7"/>
-              <w:bottom w:val="single" w:sz="4" w:space="0" w:color="cac4d2"/>
-              <w:right w:val="single" w:sz="4" w:space="0" w:color="cac4d2"/>
-            </w:tcBorders>
-            <w:tcMar>
-              <w:top w:w="120" w:type="dxa"/>
-              <w:left w:w="160" w:type="dxa"/>
-              <w:bottom w:w="120" w:type="dxa"/>
-              <w:right w:w="140" w:type="dxa"/>
-            </w:tcMar>
-          </w:tcPr>
-          <w:p>
-            <w:pPr>
-              <w:keepNext/>
-              <w:keepLines/>
-              <w:spacing w:before="0" w:after="20" w:line="252" w:lineRule="auto"/>
-            </w:pPr>
-            <w:r>
-              <w:rPr>
-                <w:rFonts w:ascii="Calibri" w:hAnsi="Calibri" w:cs="Calibri"/>
-                <w:b/>
-                <w:bCs/>
-                <w:color w:val="1c1b20"/>
-                <w:sz w:val="19"/>
-                <w:szCs w:val="19"/>
-              </w:rPr>
-              <w:t xml:space="preserve">Norteo — CMMS SaaS</w:t>
-            </w:r>
-          </w:p>
-          <w:p>
-            <w:pPr>
-              <w:spacing w:before="0" w:after="20" w:line="252" w:lineRule="auto"/>
-            </w:pPr>
-            <w:r>
-              <w:rPr>
-                <w:rFonts w:ascii="Consolas" w:hAnsi="Consolas" w:cs="Consolas"/>
-                <w:color w:val="7a68b4"/>
-                <w:sz w:val="15"/>
-                <w:szCs w:val="15"/>
-              </w:rPr>
-              <w:t xml:space="preserve">React · Express · Prisma</w:t>
-            </w:r>
-          </w:p>
-          <w:p>
-            <w:pPr>
-              <w:spacing w:before="0" w:after="0" w:line="252" w:lineRule="auto"/>
-            </w:pPr>
-            <w:r>
-              <w:rPr>
-                <w:rFonts w:ascii="Calibri" w:hAnsi="Calibri" w:cs="Calibri"/>
-                <w:color w:val="484550"/>
-                <w:sz w:val="16"/>
-                <w:szCs w:val="16"/>
-              </w:rPr>
-              <w:t xml:space="preserve">Multi-tenant white-label; Gitea Actions CI/CD, Blue-Green deployment, SonarQube quality.</w:t>
-            </w:r>
-          </w:p>
-        </w:tc>
-        <w:tc>
-          <w:tcPr>
-            <w:tcW w:w="240" w:type="dxa"/>
-            <w:tcMar>
-              <w:top w:w="80" w:type="dxa"/>
-              <w:left w:w="120" w:type="dxa"/>
-              <w:bottom w:w="80" w:type="dxa"/>
-              <w:right w:w="120" w:type="dxa"/>
-            </w:tcMar>
-          </w:tcPr>
-          <w:p>
-            <w:pPr>
-              <w:spacing w:before="0" w:after="60" w:line="252" w:lineRule="auto"/>
-            </w:pPr>
-          </w:p>
-        </w:tc>
-        <w:tc>
-          <w:tcPr>
-            <w:tcW w:w="5153" w:type="dxa"/>
+            <w:tcW w:w="5293" w:type="dxa"/>
             <w:tcMar>
               <w:top w:w="80" w:type="dxa"/>
               <w:left w:w="120" w:type="dxa"/>
@@ -2283,12 +2088,12 @@
     </w:tbl>
     <w:p>
       <w:pPr>
-        <w:spacing w:before="0" w:after="0" w:line="220" w:lineRule="exact"/>
+        <w:spacing w:before="0" w:after="0" w:line="80" w:lineRule="exact"/>
       </w:pPr>
     </w:p>
     <w:tbl>
       <w:tblPr>
-        <w:tblW w:w="10545" w:type="dxa"/>
+        <w:tblW w:w="10826" w:type="dxa"/>
         <w:tblBorders>
           <w:top w:val="none" w:sz="0" w:space="0" w:color="auto"/>
           <w:left w:val="none" w:sz="0" w:space="0" w:color="auto"/>
@@ -2304,16 +2109,14 @@
         </w:tblCellMar>
       </w:tblPr>
       <w:tblGrid>
-        <w:gridCol w:w="3315"/>
+        <w:gridCol w:w="5263"/>
         <w:gridCol w:w="300"/>
-        <w:gridCol w:w="3315"/>
-        <w:gridCol w:w="300"/>
-        <w:gridCol w:w="3315"/>
+        <w:gridCol w:w="5263"/>
       </w:tblGrid>
       <w:tr>
         <w:tc>
           <w:tcPr>
-            <w:tcW w:w="3315" w:type="dxa"/>
+            <w:tcW w:w="5263" w:type="dxa"/>
             <w:tcMar>
               <w:top w:w="80" w:type="dxa"/>
               <w:left w:w="120" w:type="dxa"/>
@@ -2365,7 +2168,7 @@
                 <w:sz w:val="16"/>
                 <w:szCs w:val="16"/>
               </w:rPr>
-              <w:t xml:space="preserve">2019  </w:t>
+              <w:t xml:space="preserve">2018  </w:t>
             </w:r>
             <w:r>
               <w:rPr>
@@ -2374,7 +2177,7 @@
                 <w:sz w:val="16"/>
                 <w:szCs w:val="16"/>
               </w:rPr>
-              <w:t xml:space="preserve">DevOps tooling training: Ansible / Jenkins</w:t>
+              <w:t xml:space="preserve">ITIL certification (level 1)</w:t>
             </w:r>
           </w:p>
           <w:p>
@@ -2391,7 +2194,7 @@
                 <w:sz w:val="16"/>
                 <w:szCs w:val="16"/>
               </w:rPr>
-              <w:t xml:space="preserve">2018  </w:t>
+              <w:t xml:space="preserve">2017  </w:t>
             </w:r>
             <w:r>
               <w:rPr>
@@ -2400,7 +2203,7 @@
                 <w:sz w:val="16"/>
                 <w:szCs w:val="16"/>
               </w:rPr>
-              <w:t xml:space="preserve">ITIL certification (level 1)</w:t>
+              <w:t xml:space="preserve">École 42 Paris “Piscine” — C programming, peer-graded, no teachers</w:t>
             </w:r>
           </w:p>
           <w:p>
@@ -2417,7 +2220,7 @@
                 <w:sz w:val="16"/>
                 <w:szCs w:val="16"/>
               </w:rPr>
-              <w:t xml:space="preserve">2017  </w:t>
+              <w:t xml:space="preserve">2016  </w:t>
             </w:r>
             <w:r>
               <w:rPr>
@@ -2426,32 +2229,6 @@
                 <w:sz w:val="16"/>
                 <w:szCs w:val="16"/>
               </w:rPr>
-              <w:t xml:space="preserve">École 42 Paris “Piscine” — C programming, start of a self-taught path</w:t>
-            </w:r>
-          </w:p>
-          <w:p>
-            <w:pPr>
-              <w:spacing w:before="0" w:after="40" w:line="252" w:lineRule="auto"/>
-              <w:ind w:left="340" w:hanging="340"/>
-            </w:pPr>
-            <w:r>
-              <w:rPr>
-                <w:rFonts w:ascii="Consolas" w:hAnsi="Consolas" w:cs="Consolas"/>
-                <w:b/>
-                <w:bCs/>
-                <w:color w:val="A86F9F"/>
-                <w:sz w:val="16"/>
-                <w:szCs w:val="16"/>
-              </w:rPr>
-              <w:t xml:space="preserve">2016  </w:t>
-            </w:r>
-            <w:r>
-              <w:rPr>
-                <w:rFonts w:ascii="Calibri" w:hAnsi="Calibri" w:cs="Calibri"/>
-                <w:color w:val="484550"/>
-                <w:sz w:val="16"/>
-                <w:szCs w:val="16"/>
-              </w:rPr>
               <w:t xml:space="preserve">AIX administration certification (level 1)</w:t>
             </w:r>
           </w:p>
@@ -2474,7 +2251,7 @@
         </w:tc>
         <w:tc>
           <w:tcPr>
-            <w:tcW w:w="3315" w:type="dxa"/>
+            <w:tcW w:w="5263" w:type="dxa"/>
             <w:tcMar>
               <w:top w:w="80" w:type="dxa"/>
               <w:left w:w="120" w:type="dxa"/>
@@ -2563,98 +2340,11 @@
             </w:r>
           </w:p>
         </w:tc>
-        <w:tc>
-          <w:tcPr>
-            <w:tcW w:w="300" w:type="dxa"/>
-            <w:tcMar>
-              <w:top w:w="80" w:type="dxa"/>
-              <w:left w:w="120" w:type="dxa"/>
-              <w:bottom w:w="80" w:type="dxa"/>
-              <w:right w:w="120" w:type="dxa"/>
-            </w:tcMar>
-          </w:tcPr>
-          <w:p>
-            <w:pPr>
-              <w:spacing w:before="0" w:after="60" w:line="252" w:lineRule="auto"/>
-            </w:pPr>
-          </w:p>
-        </w:tc>
-        <w:tc>
-          <w:tcPr>
-            <w:tcW w:w="3315" w:type="dxa"/>
-            <w:tcMar>
-              <w:top w:w="80" w:type="dxa"/>
-              <w:left w:w="120" w:type="dxa"/>
-              <w:bottom w:w="80" w:type="dxa"/>
-              <w:right w:w="120" w:type="dxa"/>
-            </w:tcMar>
-          </w:tcPr>
-          <w:p>
-            <w:pPr>
-              <w:keepNext/>
-              <w:keepLines/>
-              <w:spacing w:before="0" w:after="80" w:line="252" w:lineRule="auto"/>
-            </w:pPr>
-            <w:r>
-              <w:rPr>
-                <w:rFonts w:ascii="Consolas" w:hAnsi="Consolas" w:cs="Consolas"/>
-                <w:b/>
-                <w:bCs/>
-                <w:color w:val="9775BA"/>
-                <w:sz w:val="18"/>
-                <w:szCs w:val="18"/>
-              </w:rPr>
-              <w:t xml:space="preserve">// </w:t>
-            </w:r>
-            <w:r>
-              <w:rPr>
-                <w:rFonts w:ascii="Consolas" w:hAnsi="Consolas" w:cs="Consolas"/>
-                <w:b/>
-                <w:bCs/>
-                <w:color w:val="7a68b4"/>
-                <w:spacing w:val="16"/>
-                <w:sz w:val="18"/>
-                <w:szCs w:val="18"/>
-              </w:rPr>
-              <w:t xml:space="preserve">WHAT THEY SAY</w:t>
-            </w:r>
-          </w:p>
-          <w:p>
-            <w:pPr>
-              <w:spacing w:before="0" w:after="60" w:line="252" w:lineRule="auto"/>
-            </w:pPr>
-            <w:r>
-              <w:rPr>
-                <w:rFonts w:ascii="Calibri" w:hAnsi="Calibri" w:cs="Calibri"/>
-                <w:i/>
-                <w:color w:val="1c1b20"/>
-                <w:sz w:val="16"/>
-                <w:szCs w:val="16"/>
-              </w:rPr>
-              <w:t xml:space="preserve">« Autonomous, structured, documented. A reference on our scope. »</w:t>
-            </w:r>
-          </w:p>
-          <w:p>
-            <w:pPr>
-              <w:spacing w:before="0" w:after="60" w:line="252" w:lineRule="auto"/>
-            </w:pPr>
-            <w:r>
-              <w:rPr>
-                <w:rFonts w:ascii="Calibri" w:hAnsi="Calibri" w:cs="Calibri"/>
-                <w:i/>
-                <w:color w:val="1c1b20"/>
-                <w:sz w:val="16"/>
-                <w:szCs w:val="16"/>
-              </w:rPr>
-              <w:t xml:space="preserve">« Able to take a technical project from A to Z, even in a sensitive environment. »</w:t>
-            </w:r>
-          </w:p>
-        </w:tc>
       </w:tr>
     </w:tbl>
     <w:sectPr>
       <w:pgSz w:w="11906" w:h="16838"/>
-      <w:pgMar w:top="680" w:right="680" w:bottom="680" w:left="680" w:header="0" w:footer="0" w:gutter="0"/>
+      <w:pgMar w:top="540" w:right="540" w:bottom="540" w:left="540" w:header="0" w:footer="0" w:gutter="0"/>
     </w:sectPr>
   </w:body>
 </w:document>

--- a/cv-stephen-casse-en.docx
+++ b/cv-stephen-casse-en.docx
@@ -891,7 +891,7 @@
           <w:sz w:val="18"/>
           <w:szCs w:val="18"/>
         </w:rPr>
-        <w:t xml:space="preserve">, adopted by all fifteen business IT departments of the division; presented to the executive committee, under review as a group product.</w:t>
+        <w:t xml:space="preserve">, adopted by all fifteen business IT departments of the division and used by around 200 people across the application production scope; presented to the executive committee, under review as a group product.</w:t>
       </w:r>
     </w:p>
     <w:p>

--- a/cv-stephen-casse-en.docx
+++ b/cv-stephen-casse-en.docx
@@ -891,7 +891,7 @@
           <w:sz w:val="18"/>
           <w:szCs w:val="18"/>
         </w:rPr>
-        <w:t xml:space="preserve">, adopted by all fifteen business IT departments of the division and used by around 200 people across the application production scope; presented to the executive committee, under review as a group product.</w:t>
+        <w:t xml:space="preserve">, adopted by all fifteen business IT departments of the division and used by around 200 people across business IT and operations; presented to the executive committee, under review as a group product.</w:t>
       </w:r>
     </w:p>
     <w:p>

--- a/cv-stephen-casse-en.docx
+++ b/cv-stephen-casse-en.docx
@@ -4,7 +4,7 @@
   <w:body>
     <w:tbl>
       <w:tblPr>
-        <w:tblW w:w="10826" w:type="dxa"/>
+        <w:tblW w:w="10906" w:type="dxa"/>
         <w:tblBorders>
           <w:top w:val="none" w:sz="0" w:space="0" w:color="auto"/>
           <w:left w:val="none" w:sz="0" w:space="0" w:color="auto"/>
@@ -21,7 +21,7 @@
       </w:tblPr>
       <w:tblGrid>
         <w:gridCol w:w="1400"/>
-        <w:gridCol w:w="9426"/>
+        <w:gridCol w:w="9506"/>
       </w:tblGrid>
       <w:tr>
         <w:tc>
@@ -76,7 +76,7 @@
         </w:tc>
         <w:tc>
           <w:tcPr>
-            <w:tcW w:w="9426" w:type="dxa"/>
+            <w:tcW w:w="9506" w:type="dxa"/>
             <w:shd w:val="clear" w:color="auto" w:fill="F3EAF6"/>
             <w:tcMar>
               <w:top w:w="240" w:type="dxa"/>
@@ -88,7 +88,7 @@
           <w:p>
             <w:pPr>
               <w:tabs>
-                <w:tab w:val="right" w:pos="8966"/>
+                <w:tab w:val="right" w:pos="9046"/>
               </w:tabs>
               <w:spacing w:before="0" w:after="40" w:line="252" w:lineRule="auto"/>
             </w:pPr>
@@ -174,7 +174,7 @@
     </w:tbl>
     <w:tbl>
       <w:tblPr>
-        <w:tblW w:w="10826" w:type="dxa"/>
+        <w:tblW w:w="10906" w:type="dxa"/>
         <w:tblLayout w:type="fixed"/>
         <w:tblCellMar>
           <w:left w:w="0" w:type="dxa"/>
@@ -182,13 +182,13 @@
         </w:tblCellMar>
       </w:tblPr>
       <w:tblGrid>
-        <w:gridCol w:w="10826"/>
+        <w:gridCol w:w="10906"/>
       </w:tblGrid>
       <w:tr>
         ['
         <w:tc>
           <w:tcPr>
-            <w:tcW w:w="10826" w:type="dxa"/>
+            <w:tcW w:w="10906" w:type="dxa"/>
             <w:tcBorders>
               <w:top w:val="single" w:sz="4" w:space="0" w:color="f7f2f9"/>
               <w:left w:val="single" w:sz="4" w:space="0" w:color="f7f2f9"/>
@@ -242,7 +242,7 @@
     </w:p>
     <w:tbl>
       <w:tblPr>
-        <w:tblW w:w="10764" w:type="dxa"/>
+        <w:tblW w:w="10844" w:type="dxa"/>
         <w:tblLayout w:type="fixed"/>
         <w:tblCellMar>
           <w:left w:w="0" w:type="dxa"/>
@@ -250,18 +250,18 @@
         </w:tblCellMar>
       </w:tblPr>
       <w:tblGrid>
-        <w:gridCol w:w="2646"/>
+        <w:gridCol w:w="2666"/>
         <w:gridCol w:w="60"/>
-        <w:gridCol w:w="2646"/>
+        <w:gridCol w:w="2666"/>
         <w:gridCol w:w="60"/>
-        <w:gridCol w:w="2646"/>
+        <w:gridCol w:w="2666"/>
         <w:gridCol w:w="60"/>
-        <w:gridCol w:w="2646"/>
+        <w:gridCol w:w="2666"/>
       </w:tblGrid>
       <w:tr>
         <w:tc>
           <w:tcPr>
-            <w:tcW w:w="2646" w:type="dxa"/>
+            <w:tcW w:w="2666" w:type="dxa"/>
             <w:tcBorders>
               <w:top w:val="single" w:sz="24" w:space="0" w:color="6866A7"/>
               <w:left w:val="single" w:sz="4" w:space="0" w:color="cac4d2"/>
@@ -324,7 +324,7 @@
         </w:tc>
         <w:tc>
           <w:tcPr>
-            <w:tcW w:w="2646" w:type="dxa"/>
+            <w:tcW w:w="2666" w:type="dxa"/>
             <w:tcBorders>
               <w:top w:val="single" w:sz="24" w:space="0" w:color="A86F9F"/>
               <w:left w:val="single" w:sz="4" w:space="0" w:color="cac4d2"/>
@@ -387,7 +387,7 @@
         </w:tc>
         <w:tc>
           <w:tcPr>
-            <w:tcW w:w="2646" w:type="dxa"/>
+            <w:tcW w:w="2666" w:type="dxa"/>
             <w:tcBorders>
               <w:top w:val="single" w:sz="24" w:space="0" w:color="6866A7"/>
               <w:left w:val="single" w:sz="4" w:space="0" w:color="cac4d2"/>
@@ -450,7 +450,7 @@
         </w:tc>
         <w:tc>
           <w:tcPr>
-            <w:tcW w:w="2646" w:type="dxa"/>
+            <w:tcW w:w="2666" w:type="dxa"/>
             <w:tcBorders>
               <w:top w:val="single" w:sz="24" w:space="0" w:color="A86F9F"/>
               <w:left w:val="single" w:sz="4" w:space="0" w:color="cac4d2"/>
@@ -532,9 +532,9 @@
         <w:keepNext/>
         <w:keepLines/>
         <w:tabs>
-          <w:tab w:val="right" w:pos="10826"/>
+          <w:tab w:val="right" w:pos="10906"/>
         </w:tabs>
-        <w:spacing w:before="140" w:after="30" w:line="252" w:lineRule="auto"/>
+        <w:spacing w:before="110" w:after="30" w:line="252" w:lineRule="auto"/>
       </w:pPr>
       <w:r>
         <w:rPr>
@@ -608,7 +608,7 @@
     </w:p>
     <w:p>
       <w:pPr>
-        <w:spacing w:before="0" w:after="40" w:line="240" w:lineRule="auto"/>
+        <w:spacing w:before="0" w:after="24" w:line="232" w:lineRule="auto"/>
         <w:ind w:left="227" w:hanging="142"/>
       </w:pPr>
       <w:r>
@@ -663,7 +663,7 @@
     </w:p>
     <w:p>
       <w:pPr>
-        <w:spacing w:before="0" w:after="40" w:line="240" w:lineRule="auto"/>
+        <w:spacing w:before="0" w:after="24" w:line="232" w:lineRule="auto"/>
         <w:ind w:left="227" w:hanging="142"/>
       </w:pPr>
       <w:r>
@@ -698,7 +698,7 @@
     </w:p>
     <w:p>
       <w:pPr>
-        <w:spacing w:before="0" w:after="40" w:line="240" w:lineRule="auto"/>
+        <w:spacing w:before="0" w:after="24" w:line="232" w:lineRule="auto"/>
         <w:ind w:left="227" w:hanging="142"/>
       </w:pPr>
       <w:r>
@@ -765,9 +765,9 @@
         <w:keepNext/>
         <w:keepLines/>
         <w:tabs>
-          <w:tab w:val="right" w:pos="10826"/>
+          <w:tab w:val="right" w:pos="10906"/>
         </w:tabs>
-        <w:spacing w:before="140" w:after="30" w:line="252" w:lineRule="auto"/>
+        <w:spacing w:before="110" w:after="30" w:line="252" w:lineRule="auto"/>
       </w:pPr>
       <w:r>
         <w:rPr>
@@ -836,12 +836,12 @@
           <w:sz w:val="17"/>
           <w:szCs w:val="17"/>
         </w:rPr>
-        <w:t xml:space="preserve">Turn an abandoned internal tool into a group-wide service, across an estate spanning four RHEL generations.</w:t>
-      </w:r>
-    </w:p>
-    <w:p>
-      <w:pPr>
-        <w:spacing w:before="0" w:after="40" w:line="240" w:lineRule="auto"/>
+        <w:t xml:space="preserve">Turn an abandoned internal tool into a group-wide service across an estate spanning four RHEL generations, and run the group pilot for the automation platform.</w:t>
+      </w:r>
+    </w:p>
+    <w:p>
+      <w:pPr>
+        <w:spacing w:before="0" w:after="24" w:line="232" w:lineRule="auto"/>
         <w:ind w:left="227" w:hanging="142"/>
       </w:pPr>
       <w:r>
@@ -896,7 +896,7 @@
     </w:p>
     <w:p>
       <w:pPr>
-        <w:spacing w:before="0" w:after="40" w:line="240" w:lineRule="auto"/>
+        <w:spacing w:before="0" w:after="24" w:line="232" w:lineRule="auto"/>
         <w:ind w:left="227" w:hanging="142"/>
       </w:pPr>
       <w:r>
@@ -951,7 +951,7 @@
     </w:p>
     <w:p>
       <w:pPr>
-        <w:spacing w:before="0" w:after="40" w:line="240" w:lineRule="auto"/>
+        <w:spacing w:before="0" w:after="24" w:line="232" w:lineRule="auto"/>
         <w:ind w:left="227" w:hanging="142"/>
       </w:pPr>
       <w:r>
@@ -972,21 +972,21 @@
           <w:sz w:val="18"/>
           <w:szCs w:val="18"/>
         </w:rPr>
-        <w:t xml:space="preserve">Inventory derived from the CMDB</w:t>
-      </w:r>
-      <w:r>
-        <w:rPr>
-          <w:rFonts w:ascii="Calibri" w:hAnsi="Calibri" w:cs="Calibri"/>
-          <w:color w:val="484550"/>
-          <w:sz w:val="18"/>
-          <w:szCs w:val="18"/>
-        </w:rPr>
-        <w:t xml:space="preserve">: the Ansible Automation Platform inventory was maintained by hand; it is now built dynamically from the CMDB with normalised environments — derived from the source of truth instead of being declared twice. Same principle for Java keystores and truststores.</w:t>
-      </w:r>
-    </w:p>
-    <w:p>
-      <w:pPr>
-        <w:spacing w:before="0" w:after="40" w:line="240" w:lineRule="auto"/>
+        <w:t xml:space="preserve">Group pilot for Ansible Automation Platform</w:t>
+      </w:r>
+      <w:r>
+        <w:rPr>
+          <w:rFonts w:ascii="Calibri" w:hAnsi="Calibri" w:cs="Calibri"/>
+          <w:color w:val="484550"/>
+          <w:sz w:val="18"/>
+          <w:szCs w:val="18"/>
+        </w:rPr>
+        <w:t xml:space="preserve">: the first application production scope in the group to receive the platform, delivered bare. I drove the access model (accounts, privilege levels) and defined the usage standards — naming conventions, deployment granularity by group, by server type or by whole environment. The inventory is built dynamically from the CMDB and enriched with the variables the playbooks consume: derived from the source of truth instead of maintained by hand. Standards presented to the executive committee, then handed over to a second production team I trained. Same inventory principle for Java keystores and truststores.</w:t>
+      </w:r>
+    </w:p>
+    <w:p>
+      <w:pPr>
+        <w:spacing w:before="0" w:after="24" w:line="232" w:lineRule="auto"/>
         <w:ind w:left="227" w:hanging="142"/>
       </w:pPr>
       <w:r>
@@ -1005,7 +1005,7 @@
           <w:sz w:val="18"/>
           <w:szCs w:val="18"/>
         </w:rPr>
-        <w:t xml:space="preserve">Daily run, 24/7 on-call rotation, application-domain lead with the business IT departments; team training (Ansible, Jenkins, Artifactory, Bitbucket) and group-wide Ansible Automation Platform presentation.</w:t>
+        <w:t xml:space="preserve">Daily run, 24/7 on-call rotation, application-domain lead with the business IT departments; team training on Ansible, Jenkins, Artifactory and Bitbucket, onboarding material.</w:t>
       </w:r>
     </w:p>
     <w:p>
@@ -1013,9 +1013,9 @@
         <w:keepNext/>
         <w:keepLines/>
         <w:tabs>
-          <w:tab w:val="right" w:pos="10826"/>
+          <w:tab w:val="right" w:pos="10906"/>
         </w:tabs>
-        <w:spacing w:before="140" w:after="30" w:line="252" w:lineRule="auto"/>
+        <w:spacing w:before="110" w:after="30" w:line="252" w:lineRule="auto"/>
       </w:pPr>
       <w:r>
         <w:rPr>
@@ -1089,7 +1089,7 @@
     </w:p>
     <w:p>
       <w:pPr>
-        <w:spacing w:before="0" w:after="40" w:line="240" w:lineRule="auto"/>
+        <w:spacing w:before="0" w:after="24" w:line="232" w:lineRule="auto"/>
         <w:ind w:left="227" w:hanging="142"/>
       </w:pPr>
       <w:r>
@@ -1124,7 +1124,7 @@
     </w:p>
     <w:p>
       <w:pPr>
-        <w:spacing w:before="0" w:after="40" w:line="240" w:lineRule="auto"/>
+        <w:spacing w:before="0" w:after="24" w:line="232" w:lineRule="auto"/>
         <w:ind w:left="227" w:hanging="142"/>
       </w:pPr>
       <w:r>
@@ -1168,7 +1168,7 @@
     </w:p>
     <w:p>
       <w:pPr>
-        <w:spacing w:before="0" w:after="40" w:line="240" w:lineRule="auto"/>
+        <w:spacing w:before="0" w:after="24" w:line="232" w:lineRule="auto"/>
         <w:ind w:left="227" w:hanging="142"/>
       </w:pPr>
       <w:r>
@@ -1236,7 +1236,7 @@
     </w:p>
     <w:tbl>
       <w:tblPr>
-        <w:tblW w:w="10826" w:type="dxa"/>
+        <w:tblW w:w="10906" w:type="dxa"/>
         <w:tblBorders>
           <w:top w:val="none" w:sz="0" w:space="0" w:color="auto"/>
           <w:left w:val="none" w:sz="0" w:space="0" w:color="auto"/>
@@ -1252,14 +1252,14 @@
         </w:tblCellMar>
       </w:tblPr>
       <w:tblGrid>
-        <w:gridCol w:w="5263"/>
+        <w:gridCol w:w="5303"/>
         <w:gridCol w:w="300"/>
-        <w:gridCol w:w="5263"/>
+        <w:gridCol w:w="5303"/>
       </w:tblGrid>
       <w:tr>
         <w:tc>
           <w:tcPr>
-            <w:tcW w:w="5263" w:type="dxa"/>
+            <w:tcW w:w="5303" w:type="dxa"/>
             <w:tcMar>
               <w:top w:w="80" w:type="dxa"/>
               <w:left w:w="120" w:type="dxa"/>
@@ -1318,7 +1318,7 @@
         </w:tc>
         <w:tc>
           <w:tcPr>
-            <w:tcW w:w="5263" w:type="dxa"/>
+            <w:tcW w:w="5303" w:type="dxa"/>
             <w:tcMar>
               <w:top w:w="80" w:type="dxa"/>
               <w:left w:w="120" w:type="dxa"/>
@@ -1363,7 +1363,7 @@
       <w:tr>
         <w:tc>
           <w:tcPr>
-            <w:tcW w:w="5263" w:type="dxa"/>
+            <w:tcW w:w="5303" w:type="dxa"/>
             <w:tcMar>
               <w:top w:w="80" w:type="dxa"/>
               <w:left w:w="120" w:type="dxa"/>
@@ -1422,7 +1422,7 @@
         </w:tc>
         <w:tc>
           <w:tcPr>
-            <w:tcW w:w="5263" w:type="dxa"/>
+            <w:tcW w:w="5303" w:type="dxa"/>
             <w:tcMar>
               <w:top w:w="80" w:type="dxa"/>
               <w:left w:w="120" w:type="dxa"/>
@@ -1467,7 +1467,7 @@
       <w:tr>
         <w:tc>
           <w:tcPr>
-            <w:tcW w:w="5263" w:type="dxa"/>
+            <w:tcW w:w="5303" w:type="dxa"/>
             <w:tcMar>
               <w:top w:w="80" w:type="dxa"/>
               <w:left w:w="120" w:type="dxa"/>
@@ -1526,7 +1526,7 @@
         </w:tc>
         <w:tc>
           <w:tcPr>
-            <w:tcW w:w="5263" w:type="dxa"/>
+            <w:tcW w:w="5303" w:type="dxa"/>
             <w:tcMar>
               <w:top w:w="80" w:type="dxa"/>
               <w:left w:w="120" w:type="dxa"/>
@@ -1571,7 +1571,7 @@
       <w:tr>
         <w:tc>
           <w:tcPr>
-            <w:tcW w:w="5263" w:type="dxa"/>
+            <w:tcW w:w="5303" w:type="dxa"/>
             <w:tcMar>
               <w:top w:w="80" w:type="dxa"/>
               <w:left w:w="120" w:type="dxa"/>
@@ -1630,7 +1630,7 @@
         </w:tc>
         <w:tc>
           <w:tcPr>
-            <w:tcW w:w="5263" w:type="dxa"/>
+            <w:tcW w:w="5303" w:type="dxa"/>
             <w:tcMar>
               <w:top w:w="80" w:type="dxa"/>
               <w:left w:w="120" w:type="dxa"/>
@@ -1675,7 +1675,7 @@
       <w:tr>
         <w:tc>
           <w:tcPr>
-            <w:tcW w:w="5263" w:type="dxa"/>
+            <w:tcW w:w="5303" w:type="dxa"/>
             <w:tcMar>
               <w:top w:w="80" w:type="dxa"/>
               <w:left w:w="120" w:type="dxa"/>
@@ -1734,7 +1734,7 @@
         </w:tc>
         <w:tc>
           <w:tcPr>
-            <w:tcW w:w="5263" w:type="dxa"/>
+            <w:tcW w:w="5303" w:type="dxa"/>
             <w:tcMar>
               <w:top w:w="80" w:type="dxa"/>
               <w:left w:w="120" w:type="dxa"/>
@@ -1782,7 +1782,7 @@
     </w:p>
     <w:tbl>
       <w:tblPr>
-        <w:tblW w:w="10826" w:type="dxa"/>
+        <w:tblW w:w="10906" w:type="dxa"/>
         <w:tblLayout w:type="fixed"/>
         <w:tblCellMar>
           <w:left w:w="0" w:type="dxa"/>
@@ -1790,14 +1790,14 @@
         </w:tblCellMar>
       </w:tblPr>
       <w:tblGrid>
-        <w:gridCol w:w="5293"/>
+        <w:gridCol w:w="5333"/>
         <w:gridCol w:w="240"/>
-        <w:gridCol w:w="5293"/>
+        <w:gridCol w:w="5333"/>
       </w:tblGrid>
       <w:tr>
         <w:tc>
           <w:tcPr>
-            <w:tcW w:w="5293" w:type="dxa"/>
+            <w:tcW w:w="5333" w:type="dxa"/>
             <w:tcBorders>
               <w:top w:val="single" w:sz="4" w:space="0" w:color="cac4d2"/>
               <w:left w:val="single" w:sz="24" w:space="0" w:color="6866A7"/>
@@ -1876,7 +1876,7 @@
         </w:tc>
         <w:tc>
           <w:tcPr>
-            <w:tcW w:w="5293" w:type="dxa"/>
+            <w:tcW w:w="5333" w:type="dxa"/>
             <w:tcBorders>
               <w:top w:val="single" w:sz="4" w:space="0" w:color="cac4d2"/>
               <w:left w:val="single" w:sz="24" w:space="0" w:color="A86F9F"/>
@@ -1941,7 +1941,7 @@
       <w:tr>
         <w:tc>
           <w:tcPr>
-            <w:tcW w:w="5293" w:type="dxa"/>
+            <w:tcW w:w="5333" w:type="dxa"/>
             <w:tcMar>
               <w:top w:w="0" w:type="dxa"/>
               <w:left w:w="0" w:type="dxa"/>
@@ -1973,7 +1973,7 @@
         </w:tc>
         <w:tc>
           <w:tcPr>
-            <w:tcW w:w="5293" w:type="dxa"/>
+            <w:tcW w:w="5333" w:type="dxa"/>
             <w:tcMar>
               <w:top w:w="0" w:type="dxa"/>
               <w:left w:w="0" w:type="dxa"/>
@@ -1991,7 +1991,7 @@
       <w:tr>
         <w:tc>
           <w:tcPr>
-            <w:tcW w:w="5293" w:type="dxa"/>
+            <w:tcW w:w="5333" w:type="dxa"/>
             <w:tcBorders>
               <w:top w:val="single" w:sz="4" w:space="0" w:color="cac4d2"/>
               <w:left w:val="single" w:sz="24" w:space="0" w:color="6866A7"/>
@@ -2070,7 +2070,7 @@
         </w:tc>
         <w:tc>
           <w:tcPr>
-            <w:tcW w:w="5293" w:type="dxa"/>
+            <w:tcW w:w="5333" w:type="dxa"/>
             <w:tcMar>
               <w:top w:w="80" w:type="dxa"/>
               <w:left w:w="120" w:type="dxa"/>
@@ -2093,7 +2093,7 @@
     </w:p>
     <w:tbl>
       <w:tblPr>
-        <w:tblW w:w="10826" w:type="dxa"/>
+        <w:tblW w:w="10906" w:type="dxa"/>
         <w:tblBorders>
           <w:top w:val="none" w:sz="0" w:space="0" w:color="auto"/>
           <w:left w:val="none" w:sz="0" w:space="0" w:color="auto"/>
@@ -2109,14 +2109,14 @@
         </w:tblCellMar>
       </w:tblPr>
       <w:tblGrid>
-        <w:gridCol w:w="5263"/>
+        <w:gridCol w:w="5303"/>
         <w:gridCol w:w="300"/>
-        <w:gridCol w:w="5263"/>
+        <w:gridCol w:w="5303"/>
       </w:tblGrid>
       <w:tr>
         <w:tc>
           <w:tcPr>
-            <w:tcW w:w="5263" w:type="dxa"/>
+            <w:tcW w:w="5303" w:type="dxa"/>
             <w:tcMar>
               <w:top w:w="80" w:type="dxa"/>
               <w:left w:w="120" w:type="dxa"/>
@@ -2251,7 +2251,7 @@
         </w:tc>
         <w:tc>
           <w:tcPr>
-            <w:tcW w:w="5263" w:type="dxa"/>
+            <w:tcW w:w="5303" w:type="dxa"/>
             <w:tcMar>
               <w:top w:w="80" w:type="dxa"/>
               <w:left w:w="120" w:type="dxa"/>
@@ -2344,7 +2344,7 @@
     </w:tbl>
     <w:sectPr>
       <w:pgSz w:w="11906" w:h="16838"/>
-      <w:pgMar w:top="540" w:right="540" w:bottom="540" w:left="540" w:header="0" w:footer="0" w:gutter="0"/>
+      <w:pgMar w:top="500" w:right="500" w:bottom="500" w:left="500" w:header="0" w:footer="0" w:gutter="0"/>
     </w:sectPr>
   </w:body>
 </w:document>

--- a/cv-stephen-casse-en.docx
+++ b/cv-stephen-casse-en.docx
@@ -836,7 +836,7 @@
           <w:sz w:val="17"/>
           <w:szCs w:val="17"/>
         </w:rPr>
-        <w:t xml:space="preserve">Turn an abandoned internal tool into a group-wide service across an estate spanning four RHEL generations, and run the group pilot for the automation platform.</w:t>
+        <w:t xml:space="preserve">Run the group pilot for the automation platform, and turn an abandoned internal tool into a group-wide service across an estate spanning four RHEL generations.</w:t>
       </w:r>
     </w:p>
     <w:p>
@@ -862,36 +862,16 @@
           <w:sz w:val="18"/>
           <w:szCs w:val="18"/>
         </w:rPr>
-        <w:t xml:space="preserve">Logs for developers, without giving them production</w:t>
-      </w:r>
-      <w:r>
-        <w:rPr>
-          <w:rFonts w:ascii="Calibri" w:hAnsi="Calibri" w:cs="Calibri"/>
-          <w:color w:val="484550"/>
-          <w:sz w:val="18"/>
-          <w:szCs w:val="18"/>
-        </w:rPr>
-        <w:t xml:space="preserve">: SSH access to production is denied to development teams — so no autonomous way to read an application log, and longer resolution times on every incident. I took over an outdated, unmaintained and insecure tool and turned it into a self-service log consultation service: one instance per server, a dedicated URL, LDAP/Kerberos authentication, browsing and download from the browser. The friction disappears, the security boundary stays intact. </w:t>
-      </w:r>
-      <w:r>
-        <w:rPr>
-          <w:rFonts w:ascii="Calibri" w:hAnsi="Calibri" w:cs="Calibri"/>
-          <w:b/>
-          <w:bCs/>
-          <w:color w:val="484550"/>
-          <w:sz w:val="18"/>
-          <w:szCs w:val="18"/>
-        </w:rPr>
-        <w:t xml:space="preserve">Deployed on ~1,200 servers</w:t>
-      </w:r>
-      <w:r>
-        <w:rPr>
-          <w:rFonts w:ascii="Calibri" w:hAnsi="Calibri" w:cs="Calibri"/>
-          <w:color w:val="484550"/>
-          <w:sz w:val="18"/>
-          <w:szCs w:val="18"/>
-        </w:rPr>
-        <w:t xml:space="preserve">, adopted by all fifteen business IT departments of the division and used by around 200 people across business IT and operations; presented to the executive committee, under review as a group product.</w:t>
+        <w:t xml:space="preserve">Group pilot for Ansible Automation Platform</w:t>
+      </w:r>
+      <w:r>
+        <w:rPr>
+          <w:rFonts w:ascii="Calibri" w:hAnsi="Calibri" w:cs="Calibri"/>
+          <w:color w:val="484550"/>
+          <w:sz w:val="18"/>
+          <w:szCs w:val="18"/>
+        </w:rPr>
+        <w:t xml:space="preserve">: the first application production scope in the group to receive the platform, delivered bare. I drove the access model (accounts, privilege levels) and defined the usage standards — naming conventions, deployment granularity by group, by server type or by whole environment. The inventory is built dynamically from the CMDB and enriched with the variables the playbooks consume: derived from the source of truth instead of maintained by hand. Standards presented to the executive committee, then handed over to a second production team I trained. Same inventory principle for Java keystores and truststores.</w:t>
       </w:r>
     </w:p>
     <w:p>
@@ -917,16 +897,16 @@
           <w:sz w:val="18"/>
           <w:szCs w:val="18"/>
         </w:rPr>
-        <w:t xml:space="preserve">What makes that deployment possible</w:t>
-      </w:r>
-      <w:r>
-        <w:rPr>
-          <w:rFonts w:ascii="Calibri" w:hAnsi="Calibri" w:cs="Calibri"/>
-          <w:color w:val="484550"/>
-          <w:sz w:val="18"/>
-          <w:szCs w:val="18"/>
-        </w:rPr>
-        <w:t xml:space="preserve">: an Apache stack compiled end to end — Apache, APR, OpenSSL, OpenLDAP, Expat — with no system dependency, runnable without root privileges, from RHEL 6 to RHEL 9.5. It installs on a bare Red Hat, coexists with an existing Apache or JBoss and survives an OS upgrade — </w:t>
+        <w:t xml:space="preserve">Logs for developers, without giving them production</w:t>
+      </w:r>
+      <w:r>
+        <w:rPr>
+          <w:rFonts w:ascii="Calibri" w:hAnsi="Calibri" w:cs="Calibri"/>
+          <w:color w:val="484550"/>
+          <w:sz w:val="18"/>
+          <w:szCs w:val="18"/>
+        </w:rPr>
+        <w:t xml:space="preserve">: SSH access to production is denied to development teams — so no autonomous way to read an application log, and longer resolution times on every incident. I took over an outdated, unmaintained and insecure tool and turned it into a self-service log consultation service: one instance per server, a dedicated URL, LDAP/Kerberos authentication, browsing and download from the browser. The friction disappears, the security boundary stays intact. </w:t>
       </w:r>
       <w:r>
         <w:rPr>
@@ -937,16 +917,16 @@
           <w:sz w:val="18"/>
           <w:szCs w:val="18"/>
         </w:rPr>
-        <w:t xml:space="preserve">adopted as the production standard</w:t>
-      </w:r>
-      <w:r>
-        <w:rPr>
-          <w:rFonts w:ascii="Calibri" w:hAnsi="Calibri" w:cs="Calibri"/>
-          <w:color w:val="484550"/>
-          <w:sz w:val="18"/>
-          <w:szCs w:val="18"/>
-        </w:rPr>
-        <w:t xml:space="preserve">. Delivery pipeline Bitbucket → Jenkins → Artifactory → XL Deploy.</w:t>
+        <w:t xml:space="preserve">Deployed on ~1,200 servers</w:t>
+      </w:r>
+      <w:r>
+        <w:rPr>
+          <w:rFonts w:ascii="Calibri" w:hAnsi="Calibri" w:cs="Calibri"/>
+          <w:color w:val="484550"/>
+          <w:sz w:val="18"/>
+          <w:szCs w:val="18"/>
+        </w:rPr>
+        <w:t xml:space="preserve">, adopted by all fifteen business IT departments of the division and used by around 200 people across business IT and operations; presented to the executive committee, under review as a group product.</w:t>
       </w:r>
     </w:p>
     <w:p>
@@ -972,16 +952,36 @@
           <w:sz w:val="18"/>
           <w:szCs w:val="18"/>
         </w:rPr>
-        <w:t xml:space="preserve">Group pilot for Ansible Automation Platform</w:t>
-      </w:r>
-      <w:r>
-        <w:rPr>
-          <w:rFonts w:ascii="Calibri" w:hAnsi="Calibri" w:cs="Calibri"/>
-          <w:color w:val="484550"/>
-          <w:sz w:val="18"/>
-          <w:szCs w:val="18"/>
-        </w:rPr>
-        <w:t xml:space="preserve">: the first application production scope in the group to receive the platform, delivered bare. I drove the access model (accounts, privilege levels) and defined the usage standards — naming conventions, deployment granularity by group, by server type or by whole environment. The inventory is built dynamically from the CMDB and enriched with the variables the playbooks consume: derived from the source of truth instead of maintained by hand. Standards presented to the executive committee, then handed over to a second production team I trained. Same inventory principle for Java keystores and truststores.</w:t>
+        <w:t xml:space="preserve">What makes that deployment possible</w:t>
+      </w:r>
+      <w:r>
+        <w:rPr>
+          <w:rFonts w:ascii="Calibri" w:hAnsi="Calibri" w:cs="Calibri"/>
+          <w:color w:val="484550"/>
+          <w:sz w:val="18"/>
+          <w:szCs w:val="18"/>
+        </w:rPr>
+        <w:t xml:space="preserve">: an Apache stack compiled end to end — Apache, APR, OpenSSL, OpenLDAP, Expat — with no system dependency, runnable without root privileges, from RHEL 6 to RHEL 9.5. It installs on a bare Red Hat, coexists with an existing Apache or JBoss and survives an OS upgrade — </w:t>
+      </w:r>
+      <w:r>
+        <w:rPr>
+          <w:rFonts w:ascii="Calibri" w:hAnsi="Calibri" w:cs="Calibri"/>
+          <w:b/>
+          <w:bCs/>
+          <w:color w:val="484550"/>
+          <w:sz w:val="18"/>
+          <w:szCs w:val="18"/>
+        </w:rPr>
+        <w:t xml:space="preserve">adopted as the production standard</w:t>
+      </w:r>
+      <w:r>
+        <w:rPr>
+          <w:rFonts w:ascii="Calibri" w:hAnsi="Calibri" w:cs="Calibri"/>
+          <w:color w:val="484550"/>
+          <w:sz w:val="18"/>
+          <w:szCs w:val="18"/>
+        </w:rPr>
+        <w:t xml:space="preserve">. Delivery pipeline Bitbucket → Jenkins → Artifactory → XL Deploy.</w:t>
       </w:r>
     </w:p>
     <w:p>

--- a/cv-stephen-casse-en.docx
+++ b/cv-stephen-casse-en.docx
@@ -836,7 +836,7 @@
           <w:sz w:val="17"/>
           <w:szCs w:val="17"/>
         </w:rPr>
-        <w:t xml:space="preserve">Run the group pilot for the automation platform, and turn an abandoned internal tool into a group-wide service across an estate spanning four RHEL generations.</w:t>
+        <w:t xml:space="preserve">Run the group pilot for the automation platform, and turn an abandoned internal tool into a group-wide service.</w:t>
       </w:r>
     </w:p>
     <w:p>
@@ -1005,7 +1005,7 @@
           <w:sz w:val="18"/>
           <w:szCs w:val="18"/>
         </w:rPr>
-        <w:t xml:space="preserve">Daily run, 24/7 on-call rotation, application-domain lead with the business IT departments; team training on Ansible, Jenkins, Artifactory and Bitbucket, onboarding material.</w:t>
+        <w:t xml:space="preserve">Daily run, 24/7 on-call rotation, application-domain lead with the business IT departments; team training and onboarding material.</w:t>
       </w:r>
     </w:p>
     <w:p>
